--- a/srDesign_CONOPS.docx
+++ b/srDesign_CONOPS.docx
@@ -75,10 +75,7 @@
         <w:jc w:val="right"/>
       </w:pPr>
       <w:r>
-        <w:t>CONOPS</w:t>
-      </w:r>
-      <w:r>
-        <w:t xml:space="preserve"> Document </w:t>
+        <w:t xml:space="preserve">CONOPS Document </w:t>
       </w:r>
     </w:p>
     <w:p>
@@ -114,17 +111,8 @@
           <w:rStyle w:val="IntenseEmphasis"/>
           <w:i/>
         </w:rPr>
-        <w:t xml:space="preserve">David </w:t>
-      </w:r>
-      <w:proofErr w:type="spellStart"/>
-      <w:r>
-        <w:rPr>
-          <w:rStyle w:val="IntenseEmphasis"/>
-          <w:i/>
-        </w:rPr>
-        <w:t>Jarman</w:t>
-      </w:r>
-      <w:proofErr w:type="spellEnd"/>
+        <w:t>David Jarman</w:t>
+      </w:r>
     </w:p>
     <w:p>
       <w:pPr>
@@ -141,17 +129,8 @@
           <w:rStyle w:val="IntenseEmphasis"/>
           <w:i/>
         </w:rPr>
-        <w:t xml:space="preserve">Kevin </w:t>
-      </w:r>
-      <w:proofErr w:type="spellStart"/>
-      <w:r>
-        <w:rPr>
-          <w:rStyle w:val="IntenseEmphasis"/>
-          <w:i/>
-        </w:rPr>
-        <w:t>Worner</w:t>
-      </w:r>
-      <w:proofErr w:type="spellEnd"/>
+        <w:t>Kevin Worner</w:t>
+      </w:r>
     </w:p>
     <w:p>
       <w:pPr>
@@ -418,25 +397,7 @@
           <w:sz w:val="16"/>
           <w:szCs w:val="16"/>
         </w:rPr>
-        <w:t>Typically a Process Model of one or more of the functions that the</w:t>
-      </w:r>
-      <w:r>
-        <w:rPr>
-          <w:rFonts w:ascii="CMSS12" w:hAnsi="CMSS12" w:cs="CMSS12"/>
-          <w:color w:val="000000" w:themeColor="text1"/>
-          <w:sz w:val="16"/>
-          <w:szCs w:val="16"/>
-        </w:rPr>
-        <w:t xml:space="preserve"> </w:t>
-      </w:r>
-      <w:r>
-        <w:rPr>
-          <w:rFonts w:ascii="CMSS12" w:hAnsi="CMSS12" w:cs="CMSS12"/>
-          <w:color w:val="000000" w:themeColor="text1"/>
-          <w:sz w:val="16"/>
-          <w:szCs w:val="16"/>
-        </w:rPr>
-        <w:t>system is supposed to perform</w:t>
+        <w:t>Typically a Process Model of one or more of the functions that the system is supposed to perform</w:t>
       </w:r>
     </w:p>
     <w:p>
@@ -464,43 +425,7 @@
           <w:sz w:val="16"/>
           <w:szCs w:val="16"/>
         </w:rPr>
-        <w:t xml:space="preserve">Point-Of-View based model of how a system will function </w:t>
-      </w:r>
-      <w:r>
-        <w:rPr>
-          <w:rFonts w:ascii="CMSS12" w:hAnsi="CMSS12" w:cs="CMSS12"/>
-          <w:color w:val="000000" w:themeColor="text1"/>
-          <w:sz w:val="16"/>
-          <w:szCs w:val="16"/>
-        </w:rPr>
-        <w:t>–</w:t>
-      </w:r>
-      <w:r>
-        <w:rPr>
-          <w:rFonts w:ascii="CMSS12" w:hAnsi="CMSS12" w:cs="CMSS12"/>
-          <w:color w:val="000000" w:themeColor="text1"/>
-          <w:sz w:val="16"/>
-          <w:szCs w:val="16"/>
-        </w:rPr>
-        <w:t xml:space="preserve"> Multiple</w:t>
-      </w:r>
-      <w:r>
-        <w:rPr>
-          <w:rFonts w:ascii="CMSS12" w:hAnsi="CMSS12" w:cs="CMSS12"/>
-          <w:color w:val="000000" w:themeColor="text1"/>
-          <w:sz w:val="16"/>
-          <w:szCs w:val="16"/>
-        </w:rPr>
-        <w:t xml:space="preserve"> </w:t>
-      </w:r>
-      <w:r>
-        <w:rPr>
-          <w:rFonts w:ascii="CMSS12" w:hAnsi="CMSS12" w:cs="CMSS12"/>
-          <w:color w:val="000000" w:themeColor="text1"/>
-          <w:sz w:val="16"/>
-          <w:szCs w:val="16"/>
-        </w:rPr>
-        <w:t>POVs are needed</w:t>
+        <w:t>Point-Of-View based model of how a system will function – Multiple POVs are needed</w:t>
       </w:r>
     </w:p>
     <w:p>
@@ -710,25 +635,7 @@
           <w:sz w:val="16"/>
           <w:szCs w:val="16"/>
         </w:rPr>
-        <w:t xml:space="preserve">Helps to </w:t>
-      </w:r>
-      <w:r>
-        <w:rPr>
-          <w:rFonts w:ascii="CMSS12" w:hAnsi="CMSS12" w:cs="CMSS12"/>
-          <w:color w:val="000000" w:themeColor="text1"/>
-          <w:sz w:val="16"/>
-          <w:szCs w:val="16"/>
-        </w:rPr>
-        <w:t>fin</w:t>
-      </w:r>
-      <w:r>
-        <w:rPr>
-          <w:rFonts w:ascii="CMSS12" w:hAnsi="CMSS12" w:cs="CMSS12"/>
-          <w:color w:val="000000" w:themeColor="text1"/>
-          <w:sz w:val="16"/>
-          <w:szCs w:val="16"/>
-        </w:rPr>
-        <w:t>d hidden, assumed, or implied needs</w:t>
+        <w:t>Helps to find hidden, assumed, or implied needs</w:t>
       </w:r>
     </w:p>
     <w:p>
@@ -914,25 +821,7 @@
           <w:sz w:val="16"/>
           <w:szCs w:val="16"/>
         </w:rPr>
-        <w:t>cation or how to test the</w:t>
-      </w:r>
-      <w:r>
-        <w:rPr>
-          <w:rFonts w:ascii="CMSS12" w:hAnsi="CMSS12" w:cs="CMSS12"/>
-          <w:color w:val="000000" w:themeColor="text1"/>
-          <w:sz w:val="16"/>
-          <w:szCs w:val="16"/>
-        </w:rPr>
-        <w:t xml:space="preserve"> </w:t>
-      </w:r>
-      <w:r>
-        <w:rPr>
-          <w:rFonts w:ascii="CMSS12" w:hAnsi="CMSS12" w:cs="CMSS12"/>
-          <w:color w:val="000000" w:themeColor="text1"/>
-          <w:sz w:val="16"/>
-          <w:szCs w:val="16"/>
-        </w:rPr>
-        <w:t>requirements</w:t>
+        <w:t>cation or how to test the requirements</w:t>
       </w:r>
     </w:p>
     <w:p>
@@ -951,6 +840,15 @@
     </w:p>
     <w:sdt>
       <w:sdtPr>
+        <w:rPr>
+          <w:rFonts w:asciiTheme="minorHAnsi" w:eastAsiaTheme="minorHAnsi" w:hAnsiTheme="minorHAnsi" w:cstheme="minorBidi"/>
+          <w:b w:val="0"/>
+          <w:bCs w:val="0"/>
+          <w:color w:val="auto"/>
+          <w:sz w:val="22"/>
+          <w:szCs w:val="22"/>
+          <w:lang w:eastAsia="en-US"/>
+        </w:rPr>
         <w:id w:val="303980860"/>
         <w:docPartObj>
           <w:docPartGallery w:val="Table of Contents"/>
@@ -959,12 +857,7 @@
       </w:sdtPr>
       <w:sdtEndPr>
         <w:rPr>
-          <w:rFonts w:asciiTheme="minorHAnsi" w:eastAsiaTheme="minorHAnsi" w:hAnsiTheme="minorHAnsi" w:cstheme="minorBidi"/>
           <w:noProof/>
-          <w:color w:val="auto"/>
-          <w:sz w:val="22"/>
-          <w:szCs w:val="22"/>
-          <w:lang w:eastAsia="en-US"/>
         </w:rPr>
       </w:sdtEndPr>
       <w:sdtContent>
@@ -1548,10 +1441,7 @@
     <w:p/>
     <w:p/>
     <w:p/>
-    <w:p>
-      <w:bookmarkStart w:id="0" w:name="_GoBack"/>
-      <w:bookmarkEnd w:id="0"/>
-    </w:p>
+    <w:p/>
     <w:p/>
     <w:p>
       <w:pPr>
@@ -1561,12 +1451,48 @@
           <w:numId w:val="5"/>
         </w:numPr>
       </w:pPr>
-      <w:bookmarkStart w:id="1" w:name="_Toc335908655"/>
-      <w:r>
-        <w:lastRenderedPageBreak/>
+      <w:bookmarkStart w:id="0" w:name="_Toc335908655"/>
+      <w:r>
         <w:t>Scope</w:t>
       </w:r>
+      <w:bookmarkEnd w:id="0"/>
+    </w:p>
+    <w:p>
+      <w:r>
+        <w:t xml:space="preserve">This </w:t>
+      </w:r>
+      <w:r>
+        <w:t xml:space="preserve">document is meant to define the operating environment </w:t>
+      </w:r>
+      <w:r>
+        <w:t>as it relates</w:t>
+      </w:r>
+      <w:bookmarkStart w:id="1" w:name="_GoBack"/>
       <w:bookmarkEnd w:id="1"/>
+      <w:r>
+        <w:t xml:space="preserve"> to the end-user, game developer, and server maintenance </w:t>
+      </w:r>
+      <w:r>
+        <w:t>team.</w:t>
+      </w:r>
+      <w:r>
+        <w:t xml:space="preserve"> </w:t>
+      </w:r>
+      <w:r>
+        <w:t xml:space="preserve">The Set Top Box Multiplayer Framework is currently under development by team DKM </w:t>
+      </w:r>
+      <w:r>
+        <w:rPr>
+          <w:highlight w:val="yellow"/>
+        </w:rPr>
+        <w:t>(change)</w:t>
+      </w:r>
+      <w:r>
+        <w:t xml:space="preserve"> as a Senior Design Project, under the direction of Brian Butterfield and David Springhetti of Innovative Systems L.L.C.</w:t>
+      </w:r>
+      <w:r>
+        <w:t xml:space="preserve"> </w:t>
+      </w:r>
     </w:p>
     <w:p>
       <w:pPr>
@@ -1578,6 +1504,7 @@
       </w:pPr>
       <w:bookmarkStart w:id="2" w:name="_Toc335908656"/>
       <w:r>
+        <w:lastRenderedPageBreak/>
         <w:t>Reference Documents</w:t>
       </w:r>
       <w:bookmarkEnd w:id="2"/>
@@ -3394,7 +3321,7 @@
 </file>
 
 <file path=customXml/itemProps1.xml><?xml version="1.0" encoding="utf-8"?>
-<ds:datastoreItem xmlns:ds="http://schemas.openxmlformats.org/officeDocument/2006/customXml" ds:itemID="{530D6410-BF18-4AED-AE84-4924FD22C361}">
+<ds:datastoreItem xmlns:ds="http://schemas.openxmlformats.org/officeDocument/2006/customXml" ds:itemID="{3F3549D6-22BB-4747-A2AD-2E3930F65070}">
   <ds:schemaRefs>
     <ds:schemaRef ds:uri="http://schemas.openxmlformats.org/officeDocument/2006/bibliography"/>
   </ds:schemaRefs>

--- a/srDesign_CONOPS.docx
+++ b/srDesign_CONOPS.docx
@@ -1467,8 +1467,6 @@
       <w:r>
         <w:t>as it relates</w:t>
       </w:r>
-      <w:bookmarkStart w:id="1" w:name="_GoBack"/>
-      <w:bookmarkEnd w:id="1"/>
       <w:r>
         <w:t xml:space="preserve"> to the end-user, game developer, and server maintenance </w:t>
       </w:r>
@@ -1479,7 +1477,13 @@
         <w:t xml:space="preserve"> </w:t>
       </w:r>
       <w:r>
-        <w:t xml:space="preserve">The Set Top Box Multiplayer Framework is currently under development by team DKM </w:t>
+        <w:t>The Set Top Box Multiplayer Framework is curren</w:t>
+      </w:r>
+      <w:r>
+        <w:t>tly under development by team KDM</w:t>
+      </w:r>
+      <w:r>
+        <w:t xml:space="preserve"> </w:t>
       </w:r>
       <w:r>
         <w:rPr>
@@ -1502,12 +1506,42 @@
           <w:numId w:val="5"/>
         </w:numPr>
       </w:pPr>
-      <w:bookmarkStart w:id="2" w:name="_Toc335908656"/>
-      <w:r>
-        <w:lastRenderedPageBreak/>
+      <w:bookmarkStart w:id="1" w:name="_Toc335908656"/>
+      <w:r>
         <w:t>Reference Documents</w:t>
       </w:r>
-      <w:bookmarkEnd w:id="2"/>
+      <w:bookmarkEnd w:id="1"/>
+    </w:p>
+    <w:p>
+      <w:pPr>
+        <w:pStyle w:val="ListParagraph"/>
+        <w:keepNext/>
+        <w:keepLines/>
+        <w:numPr>
+          <w:ilvl w:val="0"/>
+          <w:numId w:val="6"/>
+        </w:numPr>
+        <w:spacing w:before="480" w:after="0"/>
+        <w:contextualSpacing w:val="0"/>
+        <w:outlineLvl w:val="0"/>
+        <w:rPr>
+          <w:rFonts w:asciiTheme="majorHAnsi" w:eastAsiaTheme="majorEastAsia" w:hAnsiTheme="majorHAnsi" w:cstheme="majorBidi"/>
+          <w:b/>
+          <w:bCs/>
+          <w:vanish/>
+          <w:color w:val="365F91" w:themeColor="accent1" w:themeShade="BF"/>
+          <w:sz w:val="28"/>
+          <w:szCs w:val="28"/>
+        </w:rPr>
+      </w:pPr>
+    </w:p>
+    <w:p>
+      <w:r>
+        <w:t xml:space="preserve">2.1 </w:t>
+      </w:r>
+      <w:r>
+        <w:t>IPTV Middleware Architecture and Design</w:t>
+      </w:r>
     </w:p>
     <w:p>
       <w:pPr>
@@ -1517,11 +1551,213 @@
           <w:numId w:val="5"/>
         </w:numPr>
       </w:pPr>
-      <w:bookmarkStart w:id="3" w:name="_Toc335908657"/>
+      <w:bookmarkStart w:id="2" w:name="_Toc335908657"/>
       <w:r>
         <w:t>Current System</w:t>
       </w:r>
-      <w:bookmarkEnd w:id="3"/>
+      <w:bookmarkEnd w:id="2"/>
+    </w:p>
+    <w:p>
+      <w:pPr>
+        <w:pStyle w:val="ListParagraph"/>
+        <w:numPr>
+          <w:ilvl w:val="0"/>
+          <w:numId w:val="7"/>
+        </w:numPr>
+        <w:rPr>
+          <w:vanish/>
+        </w:rPr>
+      </w:pPr>
+    </w:p>
+    <w:p>
+      <w:pPr>
+        <w:pStyle w:val="ListParagraph"/>
+        <w:numPr>
+          <w:ilvl w:val="0"/>
+          <w:numId w:val="7"/>
+        </w:numPr>
+        <w:rPr>
+          <w:vanish/>
+        </w:rPr>
+      </w:pPr>
+    </w:p>
+    <w:p>
+      <w:pPr>
+        <w:pStyle w:val="ListParagraph"/>
+        <w:numPr>
+          <w:ilvl w:val="0"/>
+          <w:numId w:val="7"/>
+        </w:numPr>
+        <w:rPr>
+          <w:vanish/>
+        </w:rPr>
+      </w:pPr>
+    </w:p>
+    <w:p>
+      <w:pPr>
+        <w:pStyle w:val="ListParagraph"/>
+        <w:numPr>
+          <w:ilvl w:val="1"/>
+          <w:numId w:val="7"/>
+        </w:numPr>
+      </w:pPr>
+      <w:r>
+        <w:t xml:space="preserve">The games will run on Amino Set Top Boxes. These STBs run a custom build of QT, binded to C++. </w:t>
+      </w:r>
+      <w:r>
+        <w:t>The game server software will be written in C# and must be able to run under .NET 4.5. The server should be able to operate in a Windows or Azure operating system.</w:t>
+      </w:r>
+      <w:r>
+        <w:t xml:space="preserve"> </w:t>
+      </w:r>
+    </w:p>
+    <w:p>
+      <w:pPr>
+        <w:pStyle w:val="ListParagraph"/>
+        <w:numPr>
+          <w:ilvl w:val="1"/>
+          <w:numId w:val="7"/>
+        </w:numPr>
+      </w:pPr>
+      <w:r>
+        <w:t>The multi-player game environment will consist of</w:t>
+      </w:r>
+      <w:r>
+        <w:t>:</w:t>
+      </w:r>
+    </w:p>
+    <w:p>
+      <w:pPr>
+        <w:pStyle w:val="ListParagraph"/>
+        <w:numPr>
+          <w:ilvl w:val="0"/>
+          <w:numId w:val="8"/>
+        </w:numPr>
+        <w:rPr>
+          <w:vanish/>
+        </w:rPr>
+      </w:pPr>
+    </w:p>
+    <w:p>
+      <w:pPr>
+        <w:pStyle w:val="ListParagraph"/>
+        <w:numPr>
+          <w:ilvl w:val="0"/>
+          <w:numId w:val="8"/>
+        </w:numPr>
+        <w:rPr>
+          <w:vanish/>
+        </w:rPr>
+      </w:pPr>
+    </w:p>
+    <w:p>
+      <w:pPr>
+        <w:pStyle w:val="ListParagraph"/>
+        <w:numPr>
+          <w:ilvl w:val="0"/>
+          <w:numId w:val="8"/>
+        </w:numPr>
+        <w:rPr>
+          <w:vanish/>
+        </w:rPr>
+      </w:pPr>
+    </w:p>
+    <w:p>
+      <w:pPr>
+        <w:pStyle w:val="ListParagraph"/>
+        <w:numPr>
+          <w:ilvl w:val="1"/>
+          <w:numId w:val="8"/>
+        </w:numPr>
+        <w:rPr>
+          <w:vanish/>
+        </w:rPr>
+      </w:pPr>
+    </w:p>
+    <w:p>
+      <w:pPr>
+        <w:pStyle w:val="ListParagraph"/>
+        <w:numPr>
+          <w:ilvl w:val="1"/>
+          <w:numId w:val="8"/>
+        </w:numPr>
+        <w:rPr>
+          <w:vanish/>
+        </w:rPr>
+      </w:pPr>
+    </w:p>
+    <w:p>
+      <w:pPr>
+        <w:pStyle w:val="ListParagraph"/>
+        <w:numPr>
+          <w:ilvl w:val="2"/>
+          <w:numId w:val="8"/>
+        </w:numPr>
+      </w:pPr>
+      <w:r>
+        <w:t xml:space="preserve"> One or more APMaxes</w:t>
+      </w:r>
+    </w:p>
+    <w:p>
+      <w:pPr>
+        <w:pStyle w:val="ListParagraph"/>
+        <w:numPr>
+          <w:ilvl w:val="2"/>
+          <w:numId w:val="8"/>
+        </w:numPr>
+      </w:pPr>
+      <w:r>
+        <w:lastRenderedPageBreak/>
+        <w:t xml:space="preserve"> </w:t>
+      </w:r>
+      <w:r>
+        <w:t>Amino Set Top Boxes</w:t>
+      </w:r>
+    </w:p>
+    <w:p>
+      <w:pPr>
+        <w:pStyle w:val="ListParagraph"/>
+        <w:numPr>
+          <w:ilvl w:val="2"/>
+          <w:numId w:val="8"/>
+        </w:numPr>
+      </w:pPr>
+      <w:r>
+        <w:t xml:space="preserve"> </w:t>
+      </w:r>
+      <w:r>
+        <w:t>One game server</w:t>
+      </w:r>
+    </w:p>
+    <w:p>
+      <w:pPr>
+        <w:pStyle w:val="ListParagraph"/>
+        <w:numPr>
+          <w:ilvl w:val="2"/>
+          <w:numId w:val="8"/>
+        </w:numPr>
+      </w:pPr>
+      <w:r>
+        <w:t xml:space="preserve"> </w:t>
+      </w:r>
+      <w:r>
+        <w:t>One or more individual servers dedicated to A.I. processing</w:t>
+      </w:r>
+    </w:p>
+    <w:p>
+      <w:pPr>
+        <w:pStyle w:val="ListParagraph"/>
+        <w:numPr>
+          <w:ilvl w:val="1"/>
+          <w:numId w:val="8"/>
+        </w:numPr>
+      </w:pPr>
+      <w:r>
+        <w:t xml:space="preserve">The multi-player game environment will be spread cross country and distributed over many systems already in place. </w:t>
+      </w:r>
+      <w:r>
+        <w:t xml:space="preserve">The environment follows the client-server model with an added element in the middle, the APMax, known as middleware. </w:t>
+      </w:r>
     </w:p>
     <w:p>
       <w:pPr>
@@ -1531,11 +1767,157 @@
           <w:numId w:val="5"/>
         </w:numPr>
       </w:pPr>
-      <w:bookmarkStart w:id="4" w:name="_Toc335908658"/>
+      <w:bookmarkStart w:id="3" w:name="_Toc335908658"/>
       <w:r>
         <w:t>Justification and nature of proposed changes</w:t>
       </w:r>
-      <w:bookmarkEnd w:id="4"/>
+      <w:bookmarkEnd w:id="3"/>
+    </w:p>
+    <w:p>
+      <w:pPr>
+        <w:pStyle w:val="Default"/>
+        <w:ind w:left="360"/>
+      </w:pPr>
+    </w:p>
+    <w:p>
+      <w:pPr>
+        <w:pStyle w:val="Default"/>
+        <w:numPr>
+          <w:ilvl w:val="1"/>
+          <w:numId w:val="5"/>
+        </w:numPr>
+        <w:spacing w:after="25"/>
+        <w:rPr>
+          <w:sz w:val="23"/>
+          <w:szCs w:val="23"/>
+        </w:rPr>
+      </w:pPr>
+      <w:r>
+        <w:rPr>
+          <w:sz w:val="23"/>
+          <w:szCs w:val="23"/>
+          <w:highlight w:val="yellow"/>
+        </w:rPr>
+        <w:t>Copy and pasted from Kiosk team</w:t>
+      </w:r>
+      <w:r>
+        <w:rPr>
+          <w:sz w:val="23"/>
+          <w:szCs w:val="23"/>
+        </w:rPr>
+        <w:t xml:space="preserve"> </w:t>
+      </w:r>
+      <w:r>
+        <w:rPr>
+          <w:sz w:val="23"/>
+          <w:szCs w:val="23"/>
+        </w:rPr>
+        <w:t xml:space="preserve">Team Changes – Any changes to the requirements by team </w:t>
+      </w:r>
+      <w:r>
+        <w:rPr>
+          <w:sz w:val="23"/>
+          <w:szCs w:val="23"/>
+        </w:rPr>
+        <w:t>KDM</w:t>
+      </w:r>
+      <w:r>
+        <w:rPr>
+          <w:sz w:val="23"/>
+          <w:szCs w:val="23"/>
+        </w:rPr>
+        <w:t xml:space="preserve"> must be approved by the project sponsor, Innovative Systems L</w:t>
+      </w:r>
+      <w:r>
+        <w:rPr>
+          <w:sz w:val="23"/>
+          <w:szCs w:val="23"/>
+        </w:rPr>
+        <w:t>.</w:t>
+      </w:r>
+      <w:r>
+        <w:rPr>
+          <w:sz w:val="23"/>
+          <w:szCs w:val="23"/>
+        </w:rPr>
+        <w:t>L</w:t>
+      </w:r>
+      <w:r>
+        <w:rPr>
+          <w:sz w:val="23"/>
+          <w:szCs w:val="23"/>
+        </w:rPr>
+        <w:t>.</w:t>
+      </w:r>
+      <w:r>
+        <w:rPr>
+          <w:sz w:val="23"/>
+          <w:szCs w:val="23"/>
+        </w:rPr>
+        <w:t xml:space="preserve">C. </w:t>
+      </w:r>
+    </w:p>
+    <w:p>
+      <w:pPr>
+        <w:pStyle w:val="Default"/>
+        <w:numPr>
+          <w:ilvl w:val="1"/>
+          <w:numId w:val="5"/>
+        </w:numPr>
+        <w:rPr>
+          <w:sz w:val="23"/>
+          <w:szCs w:val="23"/>
+        </w:rPr>
+      </w:pPr>
+      <w:r>
+        <w:rPr>
+          <w:sz w:val="23"/>
+          <w:szCs w:val="23"/>
+        </w:rPr>
+        <w:t>Company Changes – Any changes to the requirements by Innovative Systems L</w:t>
+      </w:r>
+      <w:r>
+        <w:rPr>
+          <w:sz w:val="23"/>
+          <w:szCs w:val="23"/>
+        </w:rPr>
+        <w:t>.</w:t>
+      </w:r>
+      <w:r>
+        <w:rPr>
+          <w:sz w:val="23"/>
+          <w:szCs w:val="23"/>
+        </w:rPr>
+        <w:t>L</w:t>
+      </w:r>
+      <w:r>
+        <w:rPr>
+          <w:sz w:val="23"/>
+          <w:szCs w:val="23"/>
+        </w:rPr>
+        <w:t>.</w:t>
+      </w:r>
+      <w:r>
+        <w:rPr>
+          <w:sz w:val="23"/>
+          <w:szCs w:val="23"/>
+        </w:rPr>
+        <w:t>C</w:t>
+      </w:r>
+      <w:r>
+        <w:rPr>
+          <w:sz w:val="23"/>
+          <w:szCs w:val="23"/>
+        </w:rPr>
+        <w:t>.</w:t>
+      </w:r>
+      <w:r>
+        <w:rPr>
+          <w:sz w:val="23"/>
+          <w:szCs w:val="23"/>
+        </w:rPr>
+        <w:t xml:space="preserve"> to the project must be reviewed and approved. </w:t>
+      </w:r>
     </w:p>
     <w:p>
       <w:pPr>
@@ -1545,11 +1927,64 @@
           <w:numId w:val="5"/>
         </w:numPr>
       </w:pPr>
-      <w:bookmarkStart w:id="5" w:name="_Toc335908659"/>
+      <w:bookmarkStart w:id="4" w:name="_Toc335908659"/>
       <w:r>
         <w:t>Deliverables</w:t>
       </w:r>
+      <w:bookmarkEnd w:id="4"/>
+    </w:p>
+    <w:p>
+      <w:pPr>
+        <w:pStyle w:val="ListParagraph"/>
+        <w:numPr>
+          <w:ilvl w:val="1"/>
+          <w:numId w:val="5"/>
+        </w:numPr>
+      </w:pPr>
+      <w:r>
+        <w:t>Software Requirements Document</w:t>
+      </w:r>
+    </w:p>
+    <w:p>
+      <w:pPr>
+        <w:pStyle w:val="ListParagraph"/>
+        <w:numPr>
+          <w:ilvl w:val="1"/>
+          <w:numId w:val="5"/>
+        </w:numPr>
+      </w:pPr>
+      <w:r>
+        <w:t>Software Design Document</w:t>
+      </w:r>
+    </w:p>
+    <w:p>
+      <w:pPr>
+        <w:pStyle w:val="ListParagraph"/>
+        <w:numPr>
+          <w:ilvl w:val="1"/>
+          <w:numId w:val="5"/>
+        </w:numPr>
+      </w:pPr>
+      <w:r>
+        <w:t>Release of server-side software</w:t>
+      </w:r>
+    </w:p>
+    <w:p>
+      <w:pPr>
+        <w:pStyle w:val="ListParagraph"/>
+        <w:numPr>
+          <w:ilvl w:val="1"/>
+          <w:numId w:val="5"/>
+        </w:numPr>
+      </w:pPr>
+      <w:r>
+        <w:t>Several games as a proof of concept</w:t>
+      </w:r>
+      <w:bookmarkStart w:id="5" w:name="_GoBack"/>
       <w:bookmarkEnd w:id="5"/>
+      <w:r>
+        <w:t xml:space="preserve"> </w:t>
+      </w:r>
     </w:p>
     <w:p>
       <w:pPr>
@@ -1720,6 +2155,92 @@
 <file path=word/numbering.xml><?xml version="1.0" encoding="utf-8"?>
 <w:numbering xmlns:wpc="http://schemas.microsoft.com/office/word/2010/wordprocessingCanvas" xmlns:mc="http://schemas.openxmlformats.org/markup-compatibility/2006" xmlns:o="urn:schemas-microsoft-com:office:office" xmlns:r="http://schemas.openxmlformats.org/officeDocument/2006/relationships" xmlns:m="http://schemas.openxmlformats.org/officeDocument/2006/math" xmlns:v="urn:schemas-microsoft-com:vml" xmlns:wp14="http://schemas.microsoft.com/office/word/2010/wordprocessingDrawing" xmlns:wp="http://schemas.openxmlformats.org/drawingml/2006/wordprocessingDrawing" xmlns:w10="urn:schemas-microsoft-com:office:word" xmlns:w="http://schemas.openxmlformats.org/wordprocessingml/2006/main" xmlns:w14="http://schemas.microsoft.com/office/word/2010/wordml" xmlns:wpg="http://schemas.microsoft.com/office/word/2010/wordprocessingGroup" xmlns:wpi="http://schemas.microsoft.com/office/word/2010/wordprocessingInk" xmlns:wne="http://schemas.microsoft.com/office/word/2006/wordml" xmlns:wps="http://schemas.microsoft.com/office/word/2010/wordprocessingShape" mc:Ignorable="w14 wp14">
   <w:abstractNum w:abstractNumId="0">
+    <w:nsid w:val="130273F0"/>
+    <w:multiLevelType w:val="multilevel"/>
+    <w:tmpl w:val="0409001F"/>
+    <w:lvl w:ilvl="0">
+      <w:start w:val="1"/>
+      <w:numFmt w:val="decimal"/>
+      <w:lvlText w:val="%1."/>
+      <w:lvlJc w:val="left"/>
+      <w:pPr>
+        <w:ind w:left="360" w:hanging="360"/>
+      </w:pPr>
+    </w:lvl>
+    <w:lvl w:ilvl="1">
+      <w:start w:val="1"/>
+      <w:numFmt w:val="decimal"/>
+      <w:lvlText w:val="%1.%2."/>
+      <w:lvlJc w:val="left"/>
+      <w:pPr>
+        <w:ind w:left="792" w:hanging="432"/>
+      </w:pPr>
+    </w:lvl>
+    <w:lvl w:ilvl="2">
+      <w:start w:val="1"/>
+      <w:numFmt w:val="decimal"/>
+      <w:lvlText w:val="%1.%2.%3."/>
+      <w:lvlJc w:val="left"/>
+      <w:pPr>
+        <w:ind w:left="1224" w:hanging="504"/>
+      </w:pPr>
+    </w:lvl>
+    <w:lvl w:ilvl="3">
+      <w:start w:val="1"/>
+      <w:numFmt w:val="decimal"/>
+      <w:lvlText w:val="%1.%2.%3.%4."/>
+      <w:lvlJc w:val="left"/>
+      <w:pPr>
+        <w:ind w:left="1728" w:hanging="648"/>
+      </w:pPr>
+    </w:lvl>
+    <w:lvl w:ilvl="4">
+      <w:start w:val="1"/>
+      <w:numFmt w:val="decimal"/>
+      <w:lvlText w:val="%1.%2.%3.%4.%5."/>
+      <w:lvlJc w:val="left"/>
+      <w:pPr>
+        <w:ind w:left="2232" w:hanging="792"/>
+      </w:pPr>
+    </w:lvl>
+    <w:lvl w:ilvl="5">
+      <w:start w:val="1"/>
+      <w:numFmt w:val="decimal"/>
+      <w:lvlText w:val="%1.%2.%3.%4.%5.%6."/>
+      <w:lvlJc w:val="left"/>
+      <w:pPr>
+        <w:ind w:left="2736" w:hanging="936"/>
+      </w:pPr>
+    </w:lvl>
+    <w:lvl w:ilvl="6">
+      <w:start w:val="1"/>
+      <w:numFmt w:val="decimal"/>
+      <w:lvlText w:val="%1.%2.%3.%4.%5.%6.%7."/>
+      <w:lvlJc w:val="left"/>
+      <w:pPr>
+        <w:ind w:left="3240" w:hanging="1080"/>
+      </w:pPr>
+    </w:lvl>
+    <w:lvl w:ilvl="7">
+      <w:start w:val="1"/>
+      <w:numFmt w:val="decimal"/>
+      <w:lvlText w:val="%1.%2.%3.%4.%5.%6.%7.%8."/>
+      <w:lvlJc w:val="left"/>
+      <w:pPr>
+        <w:ind w:left="3744" w:hanging="1224"/>
+      </w:pPr>
+    </w:lvl>
+    <w:lvl w:ilvl="8">
+      <w:start w:val="1"/>
+      <w:numFmt w:val="decimal"/>
+      <w:lvlText w:val="%1.%2.%3.%4.%5.%6.%7.%8.%9."/>
+      <w:lvlJc w:val="left"/>
+      <w:pPr>
+        <w:ind w:left="4320" w:hanging="1440"/>
+      </w:pPr>
+    </w:lvl>
+  </w:abstractNum>
+  <w:abstractNum w:abstractNumId="1">
     <w:nsid w:val="1E1A774C"/>
     <w:multiLevelType w:val="hybridMultilevel"/>
     <w:tmpl w:val="CDCED68A"/>
@@ -1832,7 +2353,188 @@
       </w:rPr>
     </w:lvl>
   </w:abstractNum>
-  <w:abstractNum w:abstractNumId="1">
+  <w:abstractNum w:abstractNumId="2">
+    <w:nsid w:val="2E9000C9"/>
+    <w:multiLevelType w:val="multilevel"/>
+    <w:tmpl w:val="0409001F"/>
+    <w:lvl w:ilvl="0">
+      <w:start w:val="1"/>
+      <w:numFmt w:val="decimal"/>
+      <w:lvlText w:val="%1."/>
+      <w:lvlJc w:val="left"/>
+      <w:pPr>
+        <w:ind w:left="360" w:hanging="360"/>
+      </w:pPr>
+    </w:lvl>
+    <w:lvl w:ilvl="1">
+      <w:start w:val="1"/>
+      <w:numFmt w:val="decimal"/>
+      <w:lvlText w:val="%1.%2."/>
+      <w:lvlJc w:val="left"/>
+      <w:pPr>
+        <w:ind w:left="792" w:hanging="432"/>
+      </w:pPr>
+    </w:lvl>
+    <w:lvl w:ilvl="2">
+      <w:start w:val="1"/>
+      <w:numFmt w:val="decimal"/>
+      <w:lvlText w:val="%1.%2.%3."/>
+      <w:lvlJc w:val="left"/>
+      <w:pPr>
+        <w:ind w:left="1224" w:hanging="504"/>
+      </w:pPr>
+    </w:lvl>
+    <w:lvl w:ilvl="3">
+      <w:start w:val="1"/>
+      <w:numFmt w:val="decimal"/>
+      <w:lvlText w:val="%1.%2.%3.%4."/>
+      <w:lvlJc w:val="left"/>
+      <w:pPr>
+        <w:ind w:left="1728" w:hanging="648"/>
+      </w:pPr>
+    </w:lvl>
+    <w:lvl w:ilvl="4">
+      <w:start w:val="1"/>
+      <w:numFmt w:val="decimal"/>
+      <w:lvlText w:val="%1.%2.%3.%4.%5."/>
+      <w:lvlJc w:val="left"/>
+      <w:pPr>
+        <w:ind w:left="2232" w:hanging="792"/>
+      </w:pPr>
+    </w:lvl>
+    <w:lvl w:ilvl="5">
+      <w:start w:val="1"/>
+      <w:numFmt w:val="decimal"/>
+      <w:lvlText w:val="%1.%2.%3.%4.%5.%6."/>
+      <w:lvlJc w:val="left"/>
+      <w:pPr>
+        <w:ind w:left="2736" w:hanging="936"/>
+      </w:pPr>
+    </w:lvl>
+    <w:lvl w:ilvl="6">
+      <w:start w:val="1"/>
+      <w:numFmt w:val="decimal"/>
+      <w:lvlText w:val="%1.%2.%3.%4.%5.%6.%7."/>
+      <w:lvlJc w:val="left"/>
+      <w:pPr>
+        <w:ind w:left="3240" w:hanging="1080"/>
+      </w:pPr>
+    </w:lvl>
+    <w:lvl w:ilvl="7">
+      <w:start w:val="1"/>
+      <w:numFmt w:val="decimal"/>
+      <w:lvlText w:val="%1.%2.%3.%4.%5.%6.%7.%8."/>
+      <w:lvlJc w:val="left"/>
+      <w:pPr>
+        <w:ind w:left="3744" w:hanging="1224"/>
+      </w:pPr>
+    </w:lvl>
+    <w:lvl w:ilvl="8">
+      <w:start w:val="1"/>
+      <w:numFmt w:val="decimal"/>
+      <w:lvlText w:val="%1.%2.%3.%4.%5.%6.%7.%8.%9."/>
+      <w:lvlJc w:val="left"/>
+      <w:pPr>
+        <w:ind w:left="4320" w:hanging="1440"/>
+      </w:pPr>
+    </w:lvl>
+  </w:abstractNum>
+  <w:abstractNum w:abstractNumId="3">
+    <w:nsid w:val="2FE22141"/>
+    <w:multiLevelType w:val="multilevel"/>
+    <w:tmpl w:val="04090025"/>
+    <w:lvl w:ilvl="0">
+      <w:start w:val="1"/>
+      <w:numFmt w:val="decimal"/>
+      <w:pStyle w:val="Heading1"/>
+      <w:lvlText w:val="%1"/>
+      <w:lvlJc w:val="left"/>
+      <w:pPr>
+        <w:ind w:left="432" w:hanging="432"/>
+      </w:pPr>
+    </w:lvl>
+    <w:lvl w:ilvl="1">
+      <w:start w:val="1"/>
+      <w:numFmt w:val="decimal"/>
+      <w:pStyle w:val="Heading2"/>
+      <w:lvlText w:val="%1.%2"/>
+      <w:lvlJc w:val="left"/>
+      <w:pPr>
+        <w:ind w:left="576" w:hanging="576"/>
+      </w:pPr>
+    </w:lvl>
+    <w:lvl w:ilvl="2">
+      <w:start w:val="1"/>
+      <w:numFmt w:val="decimal"/>
+      <w:pStyle w:val="Heading3"/>
+      <w:lvlText w:val="%1.%2.%3"/>
+      <w:lvlJc w:val="left"/>
+      <w:pPr>
+        <w:ind w:left="720" w:hanging="720"/>
+      </w:pPr>
+    </w:lvl>
+    <w:lvl w:ilvl="3">
+      <w:start w:val="1"/>
+      <w:numFmt w:val="decimal"/>
+      <w:pStyle w:val="Heading4"/>
+      <w:lvlText w:val="%1.%2.%3.%4"/>
+      <w:lvlJc w:val="left"/>
+      <w:pPr>
+        <w:ind w:left="864" w:hanging="864"/>
+      </w:pPr>
+    </w:lvl>
+    <w:lvl w:ilvl="4">
+      <w:start w:val="1"/>
+      <w:numFmt w:val="decimal"/>
+      <w:pStyle w:val="Heading5"/>
+      <w:lvlText w:val="%1.%2.%3.%4.%5"/>
+      <w:lvlJc w:val="left"/>
+      <w:pPr>
+        <w:ind w:left="1008" w:hanging="1008"/>
+      </w:pPr>
+    </w:lvl>
+    <w:lvl w:ilvl="5">
+      <w:start w:val="1"/>
+      <w:numFmt w:val="decimal"/>
+      <w:pStyle w:val="Heading6"/>
+      <w:lvlText w:val="%1.%2.%3.%4.%5.%6"/>
+      <w:lvlJc w:val="left"/>
+      <w:pPr>
+        <w:ind w:left="1152" w:hanging="1152"/>
+      </w:pPr>
+    </w:lvl>
+    <w:lvl w:ilvl="6">
+      <w:start w:val="1"/>
+      <w:numFmt w:val="decimal"/>
+      <w:pStyle w:val="Heading7"/>
+      <w:lvlText w:val="%1.%2.%3.%4.%5.%6.%7"/>
+      <w:lvlJc w:val="left"/>
+      <w:pPr>
+        <w:ind w:left="1296" w:hanging="1296"/>
+      </w:pPr>
+    </w:lvl>
+    <w:lvl w:ilvl="7">
+      <w:start w:val="1"/>
+      <w:numFmt w:val="decimal"/>
+      <w:pStyle w:val="Heading8"/>
+      <w:lvlText w:val="%1.%2.%3.%4.%5.%6.%7.%8"/>
+      <w:lvlJc w:val="left"/>
+      <w:pPr>
+        <w:ind w:left="1440" w:hanging="1440"/>
+      </w:pPr>
+    </w:lvl>
+    <w:lvl w:ilvl="8">
+      <w:start w:val="1"/>
+      <w:numFmt w:val="decimal"/>
+      <w:pStyle w:val="Heading9"/>
+      <w:lvlText w:val="%1.%2.%3.%4.%5.%6.%7.%8.%9"/>
+      <w:lvlJc w:val="left"/>
+      <w:pPr>
+        <w:ind w:left="1584" w:hanging="1584"/>
+      </w:pPr>
+    </w:lvl>
+  </w:abstractNum>
+  <w:abstractNum w:abstractNumId="4">
     <w:nsid w:val="566D5E28"/>
     <w:multiLevelType w:val="multilevel"/>
     <w:tmpl w:val="0409001F"/>
@@ -1918,7 +2620,7 @@
       </w:pPr>
     </w:lvl>
   </w:abstractNum>
-  <w:abstractNum w:abstractNumId="2">
+  <w:abstractNum w:abstractNumId="5">
     <w:nsid w:val="5BE0658B"/>
     <w:multiLevelType w:val="hybridMultilevel"/>
     <w:tmpl w:val="E530088E"/>
@@ -2031,7 +2733,7 @@
       </w:rPr>
     </w:lvl>
   </w:abstractNum>
-  <w:abstractNum w:abstractNumId="3">
+  <w:abstractNum w:abstractNumId="6">
     <w:nsid w:val="61C20FA1"/>
     <w:multiLevelType w:val="hybridMultilevel"/>
     <w:tmpl w:val="7506DC3C"/>
@@ -2117,7 +2819,7 @@
       </w:pPr>
     </w:lvl>
   </w:abstractNum>
-  <w:abstractNum w:abstractNumId="4">
+  <w:abstractNum w:abstractNumId="7">
     <w:nsid w:val="70ED0CE1"/>
     <w:multiLevelType w:val="multilevel"/>
     <w:tmpl w:val="0409001F"/>
@@ -2204,19 +2906,28 @@
     </w:lvl>
   </w:abstractNum>
   <w:num w:numId="1">
-    <w:abstractNumId w:val="2"/>
+    <w:abstractNumId w:val="5"/>
   </w:num>
   <w:num w:numId="2">
+    <w:abstractNumId w:val="1"/>
+  </w:num>
+  <w:num w:numId="3">
+    <w:abstractNumId w:val="6"/>
+  </w:num>
+  <w:num w:numId="4">
+    <w:abstractNumId w:val="7"/>
+  </w:num>
+  <w:num w:numId="5">
+    <w:abstractNumId w:val="4"/>
+  </w:num>
+  <w:num w:numId="6">
+    <w:abstractNumId w:val="3"/>
+  </w:num>
+  <w:num w:numId="7">
     <w:abstractNumId w:val="0"/>
   </w:num>
-  <w:num w:numId="3">
-    <w:abstractNumId w:val="3"/>
-  </w:num>
-  <w:num w:numId="4">
-    <w:abstractNumId w:val="4"/>
-  </w:num>
-  <w:num w:numId="5">
-    <w:abstractNumId w:val="1"/>
+  <w:num w:numId="8">
+    <w:abstractNumId w:val="2"/>
   </w:num>
 </w:numbering>
 </file>
@@ -2393,6 +3104,9 @@
     <w:pPr>
       <w:keepNext/>
       <w:keepLines/>
+      <w:numPr>
+        <w:numId w:val="6"/>
+      </w:numPr>
       <w:spacing w:before="480" w:after="0"/>
       <w:outlineLvl w:val="0"/>
     </w:pPr>
@@ -2403,6 +3117,225 @@
       <w:color w:val="365F91" w:themeColor="accent1" w:themeShade="BF"/>
       <w:sz w:val="28"/>
       <w:szCs w:val="28"/>
+    </w:rPr>
+  </w:style>
+  <w:style w:type="paragraph" w:styleId="Heading2">
+    <w:name w:val="heading 2"/>
+    <w:basedOn w:val="Normal"/>
+    <w:next w:val="Normal"/>
+    <w:link w:val="Heading2Char"/>
+    <w:uiPriority w:val="9"/>
+    <w:unhideWhenUsed/>
+    <w:qFormat/>
+    <w:rsid w:val="00A8033D"/>
+    <w:pPr>
+      <w:keepNext/>
+      <w:keepLines/>
+      <w:numPr>
+        <w:ilvl w:val="1"/>
+        <w:numId w:val="6"/>
+      </w:numPr>
+      <w:spacing w:before="200" w:after="0"/>
+      <w:outlineLvl w:val="1"/>
+    </w:pPr>
+    <w:rPr>
+      <w:rFonts w:asciiTheme="majorHAnsi" w:eastAsiaTheme="majorEastAsia" w:hAnsiTheme="majorHAnsi" w:cstheme="majorBidi"/>
+      <w:b/>
+      <w:bCs/>
+      <w:color w:val="4F81BD" w:themeColor="accent1"/>
+      <w:sz w:val="26"/>
+      <w:szCs w:val="26"/>
+    </w:rPr>
+  </w:style>
+  <w:style w:type="paragraph" w:styleId="Heading3">
+    <w:name w:val="heading 3"/>
+    <w:basedOn w:val="Normal"/>
+    <w:next w:val="Normal"/>
+    <w:link w:val="Heading3Char"/>
+    <w:uiPriority w:val="9"/>
+    <w:semiHidden/>
+    <w:unhideWhenUsed/>
+    <w:qFormat/>
+    <w:rsid w:val="00A8033D"/>
+    <w:pPr>
+      <w:keepNext/>
+      <w:keepLines/>
+      <w:numPr>
+        <w:ilvl w:val="2"/>
+        <w:numId w:val="6"/>
+      </w:numPr>
+      <w:spacing w:before="200" w:after="0"/>
+      <w:outlineLvl w:val="2"/>
+    </w:pPr>
+    <w:rPr>
+      <w:rFonts w:asciiTheme="majorHAnsi" w:eastAsiaTheme="majorEastAsia" w:hAnsiTheme="majorHAnsi" w:cstheme="majorBidi"/>
+      <w:b/>
+      <w:bCs/>
+      <w:color w:val="4F81BD" w:themeColor="accent1"/>
+    </w:rPr>
+  </w:style>
+  <w:style w:type="paragraph" w:styleId="Heading4">
+    <w:name w:val="heading 4"/>
+    <w:basedOn w:val="Normal"/>
+    <w:next w:val="Normal"/>
+    <w:link w:val="Heading4Char"/>
+    <w:uiPriority w:val="9"/>
+    <w:semiHidden/>
+    <w:unhideWhenUsed/>
+    <w:qFormat/>
+    <w:rsid w:val="00A8033D"/>
+    <w:pPr>
+      <w:keepNext/>
+      <w:keepLines/>
+      <w:numPr>
+        <w:ilvl w:val="3"/>
+        <w:numId w:val="6"/>
+      </w:numPr>
+      <w:spacing w:before="200" w:after="0"/>
+      <w:outlineLvl w:val="3"/>
+    </w:pPr>
+    <w:rPr>
+      <w:rFonts w:asciiTheme="majorHAnsi" w:eastAsiaTheme="majorEastAsia" w:hAnsiTheme="majorHAnsi" w:cstheme="majorBidi"/>
+      <w:b/>
+      <w:bCs/>
+      <w:i/>
+      <w:iCs/>
+      <w:color w:val="4F81BD" w:themeColor="accent1"/>
+    </w:rPr>
+  </w:style>
+  <w:style w:type="paragraph" w:styleId="Heading5">
+    <w:name w:val="heading 5"/>
+    <w:basedOn w:val="Normal"/>
+    <w:next w:val="Normal"/>
+    <w:link w:val="Heading5Char"/>
+    <w:uiPriority w:val="9"/>
+    <w:semiHidden/>
+    <w:unhideWhenUsed/>
+    <w:qFormat/>
+    <w:rsid w:val="00A8033D"/>
+    <w:pPr>
+      <w:keepNext/>
+      <w:keepLines/>
+      <w:numPr>
+        <w:ilvl w:val="4"/>
+        <w:numId w:val="6"/>
+      </w:numPr>
+      <w:spacing w:before="200" w:after="0"/>
+      <w:outlineLvl w:val="4"/>
+    </w:pPr>
+    <w:rPr>
+      <w:rFonts w:asciiTheme="majorHAnsi" w:eastAsiaTheme="majorEastAsia" w:hAnsiTheme="majorHAnsi" w:cstheme="majorBidi"/>
+      <w:color w:val="243F60" w:themeColor="accent1" w:themeShade="7F"/>
+    </w:rPr>
+  </w:style>
+  <w:style w:type="paragraph" w:styleId="Heading6">
+    <w:name w:val="heading 6"/>
+    <w:basedOn w:val="Normal"/>
+    <w:next w:val="Normal"/>
+    <w:link w:val="Heading6Char"/>
+    <w:uiPriority w:val="9"/>
+    <w:semiHidden/>
+    <w:unhideWhenUsed/>
+    <w:qFormat/>
+    <w:rsid w:val="00A8033D"/>
+    <w:pPr>
+      <w:keepNext/>
+      <w:keepLines/>
+      <w:numPr>
+        <w:ilvl w:val="5"/>
+        <w:numId w:val="6"/>
+      </w:numPr>
+      <w:spacing w:before="200" w:after="0"/>
+      <w:outlineLvl w:val="5"/>
+    </w:pPr>
+    <w:rPr>
+      <w:rFonts w:asciiTheme="majorHAnsi" w:eastAsiaTheme="majorEastAsia" w:hAnsiTheme="majorHAnsi" w:cstheme="majorBidi"/>
+      <w:i/>
+      <w:iCs/>
+      <w:color w:val="243F60" w:themeColor="accent1" w:themeShade="7F"/>
+    </w:rPr>
+  </w:style>
+  <w:style w:type="paragraph" w:styleId="Heading7">
+    <w:name w:val="heading 7"/>
+    <w:basedOn w:val="Normal"/>
+    <w:next w:val="Normal"/>
+    <w:link w:val="Heading7Char"/>
+    <w:uiPriority w:val="9"/>
+    <w:semiHidden/>
+    <w:unhideWhenUsed/>
+    <w:qFormat/>
+    <w:rsid w:val="00A8033D"/>
+    <w:pPr>
+      <w:keepNext/>
+      <w:keepLines/>
+      <w:numPr>
+        <w:ilvl w:val="6"/>
+        <w:numId w:val="6"/>
+      </w:numPr>
+      <w:spacing w:before="200" w:after="0"/>
+      <w:outlineLvl w:val="6"/>
+    </w:pPr>
+    <w:rPr>
+      <w:rFonts w:asciiTheme="majorHAnsi" w:eastAsiaTheme="majorEastAsia" w:hAnsiTheme="majorHAnsi" w:cstheme="majorBidi"/>
+      <w:i/>
+      <w:iCs/>
+      <w:color w:val="404040" w:themeColor="text1" w:themeTint="BF"/>
+    </w:rPr>
+  </w:style>
+  <w:style w:type="paragraph" w:styleId="Heading8">
+    <w:name w:val="heading 8"/>
+    <w:basedOn w:val="Normal"/>
+    <w:next w:val="Normal"/>
+    <w:link w:val="Heading8Char"/>
+    <w:uiPriority w:val="9"/>
+    <w:semiHidden/>
+    <w:unhideWhenUsed/>
+    <w:qFormat/>
+    <w:rsid w:val="00A8033D"/>
+    <w:pPr>
+      <w:keepNext/>
+      <w:keepLines/>
+      <w:numPr>
+        <w:ilvl w:val="7"/>
+        <w:numId w:val="6"/>
+      </w:numPr>
+      <w:spacing w:before="200" w:after="0"/>
+      <w:outlineLvl w:val="7"/>
+    </w:pPr>
+    <w:rPr>
+      <w:rFonts w:asciiTheme="majorHAnsi" w:eastAsiaTheme="majorEastAsia" w:hAnsiTheme="majorHAnsi" w:cstheme="majorBidi"/>
+      <w:color w:val="404040" w:themeColor="text1" w:themeTint="BF"/>
+      <w:sz w:val="20"/>
+      <w:szCs w:val="20"/>
+    </w:rPr>
+  </w:style>
+  <w:style w:type="paragraph" w:styleId="Heading9">
+    <w:name w:val="heading 9"/>
+    <w:basedOn w:val="Normal"/>
+    <w:next w:val="Normal"/>
+    <w:link w:val="Heading9Char"/>
+    <w:uiPriority w:val="9"/>
+    <w:semiHidden/>
+    <w:unhideWhenUsed/>
+    <w:qFormat/>
+    <w:rsid w:val="00A8033D"/>
+    <w:pPr>
+      <w:keepNext/>
+      <w:keepLines/>
+      <w:numPr>
+        <w:ilvl w:val="8"/>
+        <w:numId w:val="6"/>
+      </w:numPr>
+      <w:spacing w:before="200" w:after="0"/>
+      <w:outlineLvl w:val="8"/>
+    </w:pPr>
+    <w:rPr>
+      <w:rFonts w:asciiTheme="majorHAnsi" w:eastAsiaTheme="majorEastAsia" w:hAnsiTheme="majorHAnsi" w:cstheme="majorBidi"/>
+      <w:i/>
+      <w:iCs/>
+      <w:color w:val="404040" w:themeColor="text1" w:themeTint="BF"/>
+      <w:sz w:val="20"/>
+      <w:szCs w:val="20"/>
     </w:rPr>
   </w:style>
   <w:style w:type="character" w:default="1" w:styleId="DefaultParagraphFont">
@@ -2621,6 +3554,137 @@
     <w:rPr>
       <w:color w:val="0000FF" w:themeColor="hyperlink"/>
       <w:u w:val="single"/>
+    </w:rPr>
+  </w:style>
+  <w:style w:type="character" w:customStyle="1" w:styleId="Heading2Char">
+    <w:name w:val="Heading 2 Char"/>
+    <w:basedOn w:val="DefaultParagraphFont"/>
+    <w:link w:val="Heading2"/>
+    <w:uiPriority w:val="9"/>
+    <w:rsid w:val="00A8033D"/>
+    <w:rPr>
+      <w:rFonts w:asciiTheme="majorHAnsi" w:eastAsiaTheme="majorEastAsia" w:hAnsiTheme="majorHAnsi" w:cstheme="majorBidi"/>
+      <w:b/>
+      <w:bCs/>
+      <w:color w:val="4F81BD" w:themeColor="accent1"/>
+      <w:sz w:val="26"/>
+      <w:szCs w:val="26"/>
+    </w:rPr>
+  </w:style>
+  <w:style w:type="character" w:customStyle="1" w:styleId="Heading3Char">
+    <w:name w:val="Heading 3 Char"/>
+    <w:basedOn w:val="DefaultParagraphFont"/>
+    <w:link w:val="Heading3"/>
+    <w:uiPriority w:val="9"/>
+    <w:semiHidden/>
+    <w:rsid w:val="00A8033D"/>
+    <w:rPr>
+      <w:rFonts w:asciiTheme="majorHAnsi" w:eastAsiaTheme="majorEastAsia" w:hAnsiTheme="majorHAnsi" w:cstheme="majorBidi"/>
+      <w:b/>
+      <w:bCs/>
+      <w:color w:val="4F81BD" w:themeColor="accent1"/>
+    </w:rPr>
+  </w:style>
+  <w:style w:type="character" w:customStyle="1" w:styleId="Heading4Char">
+    <w:name w:val="Heading 4 Char"/>
+    <w:basedOn w:val="DefaultParagraphFont"/>
+    <w:link w:val="Heading4"/>
+    <w:uiPriority w:val="9"/>
+    <w:semiHidden/>
+    <w:rsid w:val="00A8033D"/>
+    <w:rPr>
+      <w:rFonts w:asciiTheme="majorHAnsi" w:eastAsiaTheme="majorEastAsia" w:hAnsiTheme="majorHAnsi" w:cstheme="majorBidi"/>
+      <w:b/>
+      <w:bCs/>
+      <w:i/>
+      <w:iCs/>
+      <w:color w:val="4F81BD" w:themeColor="accent1"/>
+    </w:rPr>
+  </w:style>
+  <w:style w:type="character" w:customStyle="1" w:styleId="Heading5Char">
+    <w:name w:val="Heading 5 Char"/>
+    <w:basedOn w:val="DefaultParagraphFont"/>
+    <w:link w:val="Heading5"/>
+    <w:uiPriority w:val="9"/>
+    <w:semiHidden/>
+    <w:rsid w:val="00A8033D"/>
+    <w:rPr>
+      <w:rFonts w:asciiTheme="majorHAnsi" w:eastAsiaTheme="majorEastAsia" w:hAnsiTheme="majorHAnsi" w:cstheme="majorBidi"/>
+      <w:color w:val="243F60" w:themeColor="accent1" w:themeShade="7F"/>
+    </w:rPr>
+  </w:style>
+  <w:style w:type="character" w:customStyle="1" w:styleId="Heading6Char">
+    <w:name w:val="Heading 6 Char"/>
+    <w:basedOn w:val="DefaultParagraphFont"/>
+    <w:link w:val="Heading6"/>
+    <w:uiPriority w:val="9"/>
+    <w:semiHidden/>
+    <w:rsid w:val="00A8033D"/>
+    <w:rPr>
+      <w:rFonts w:asciiTheme="majorHAnsi" w:eastAsiaTheme="majorEastAsia" w:hAnsiTheme="majorHAnsi" w:cstheme="majorBidi"/>
+      <w:i/>
+      <w:iCs/>
+      <w:color w:val="243F60" w:themeColor="accent1" w:themeShade="7F"/>
+    </w:rPr>
+  </w:style>
+  <w:style w:type="character" w:customStyle="1" w:styleId="Heading7Char">
+    <w:name w:val="Heading 7 Char"/>
+    <w:basedOn w:val="DefaultParagraphFont"/>
+    <w:link w:val="Heading7"/>
+    <w:uiPriority w:val="9"/>
+    <w:semiHidden/>
+    <w:rsid w:val="00A8033D"/>
+    <w:rPr>
+      <w:rFonts w:asciiTheme="majorHAnsi" w:eastAsiaTheme="majorEastAsia" w:hAnsiTheme="majorHAnsi" w:cstheme="majorBidi"/>
+      <w:i/>
+      <w:iCs/>
+      <w:color w:val="404040" w:themeColor="text1" w:themeTint="BF"/>
+    </w:rPr>
+  </w:style>
+  <w:style w:type="character" w:customStyle="1" w:styleId="Heading8Char">
+    <w:name w:val="Heading 8 Char"/>
+    <w:basedOn w:val="DefaultParagraphFont"/>
+    <w:link w:val="Heading8"/>
+    <w:uiPriority w:val="9"/>
+    <w:semiHidden/>
+    <w:rsid w:val="00A8033D"/>
+    <w:rPr>
+      <w:rFonts w:asciiTheme="majorHAnsi" w:eastAsiaTheme="majorEastAsia" w:hAnsiTheme="majorHAnsi" w:cstheme="majorBidi"/>
+      <w:color w:val="404040" w:themeColor="text1" w:themeTint="BF"/>
+      <w:sz w:val="20"/>
+      <w:szCs w:val="20"/>
+    </w:rPr>
+  </w:style>
+  <w:style w:type="character" w:customStyle="1" w:styleId="Heading9Char">
+    <w:name w:val="Heading 9 Char"/>
+    <w:basedOn w:val="DefaultParagraphFont"/>
+    <w:link w:val="Heading9"/>
+    <w:uiPriority w:val="9"/>
+    <w:semiHidden/>
+    <w:rsid w:val="00A8033D"/>
+    <w:rPr>
+      <w:rFonts w:asciiTheme="majorHAnsi" w:eastAsiaTheme="majorEastAsia" w:hAnsiTheme="majorHAnsi" w:cstheme="majorBidi"/>
+      <w:i/>
+      <w:iCs/>
+      <w:color w:val="404040" w:themeColor="text1" w:themeTint="BF"/>
+      <w:sz w:val="20"/>
+      <w:szCs w:val="20"/>
+    </w:rPr>
+  </w:style>
+  <w:style w:type="paragraph" w:customStyle="1" w:styleId="Default">
+    <w:name w:val="Default"/>
+    <w:rsid w:val="00746E19"/>
+    <w:pPr>
+      <w:autoSpaceDE w:val="0"/>
+      <w:autoSpaceDN w:val="0"/>
+      <w:adjustRightInd w:val="0"/>
+      <w:spacing w:after="0" w:line="240" w:lineRule="auto"/>
+    </w:pPr>
+    <w:rPr>
+      <w:rFonts w:ascii="Calibri" w:hAnsi="Calibri" w:cs="Calibri"/>
+      <w:color w:val="000000"/>
+      <w:sz w:val="24"/>
+      <w:szCs w:val="24"/>
     </w:rPr>
   </w:style>
 </w:styles>
@@ -2798,6 +3862,9 @@
     <w:pPr>
       <w:keepNext/>
       <w:keepLines/>
+      <w:numPr>
+        <w:numId w:val="6"/>
+      </w:numPr>
       <w:spacing w:before="480" w:after="0"/>
       <w:outlineLvl w:val="0"/>
     </w:pPr>
@@ -2808,6 +3875,225 @@
       <w:color w:val="365F91" w:themeColor="accent1" w:themeShade="BF"/>
       <w:sz w:val="28"/>
       <w:szCs w:val="28"/>
+    </w:rPr>
+  </w:style>
+  <w:style w:type="paragraph" w:styleId="Heading2">
+    <w:name w:val="heading 2"/>
+    <w:basedOn w:val="Normal"/>
+    <w:next w:val="Normal"/>
+    <w:link w:val="Heading2Char"/>
+    <w:uiPriority w:val="9"/>
+    <w:unhideWhenUsed/>
+    <w:qFormat/>
+    <w:rsid w:val="00A8033D"/>
+    <w:pPr>
+      <w:keepNext/>
+      <w:keepLines/>
+      <w:numPr>
+        <w:ilvl w:val="1"/>
+        <w:numId w:val="6"/>
+      </w:numPr>
+      <w:spacing w:before="200" w:after="0"/>
+      <w:outlineLvl w:val="1"/>
+    </w:pPr>
+    <w:rPr>
+      <w:rFonts w:asciiTheme="majorHAnsi" w:eastAsiaTheme="majorEastAsia" w:hAnsiTheme="majorHAnsi" w:cstheme="majorBidi"/>
+      <w:b/>
+      <w:bCs/>
+      <w:color w:val="4F81BD" w:themeColor="accent1"/>
+      <w:sz w:val="26"/>
+      <w:szCs w:val="26"/>
+    </w:rPr>
+  </w:style>
+  <w:style w:type="paragraph" w:styleId="Heading3">
+    <w:name w:val="heading 3"/>
+    <w:basedOn w:val="Normal"/>
+    <w:next w:val="Normal"/>
+    <w:link w:val="Heading3Char"/>
+    <w:uiPriority w:val="9"/>
+    <w:semiHidden/>
+    <w:unhideWhenUsed/>
+    <w:qFormat/>
+    <w:rsid w:val="00A8033D"/>
+    <w:pPr>
+      <w:keepNext/>
+      <w:keepLines/>
+      <w:numPr>
+        <w:ilvl w:val="2"/>
+        <w:numId w:val="6"/>
+      </w:numPr>
+      <w:spacing w:before="200" w:after="0"/>
+      <w:outlineLvl w:val="2"/>
+    </w:pPr>
+    <w:rPr>
+      <w:rFonts w:asciiTheme="majorHAnsi" w:eastAsiaTheme="majorEastAsia" w:hAnsiTheme="majorHAnsi" w:cstheme="majorBidi"/>
+      <w:b/>
+      <w:bCs/>
+      <w:color w:val="4F81BD" w:themeColor="accent1"/>
+    </w:rPr>
+  </w:style>
+  <w:style w:type="paragraph" w:styleId="Heading4">
+    <w:name w:val="heading 4"/>
+    <w:basedOn w:val="Normal"/>
+    <w:next w:val="Normal"/>
+    <w:link w:val="Heading4Char"/>
+    <w:uiPriority w:val="9"/>
+    <w:semiHidden/>
+    <w:unhideWhenUsed/>
+    <w:qFormat/>
+    <w:rsid w:val="00A8033D"/>
+    <w:pPr>
+      <w:keepNext/>
+      <w:keepLines/>
+      <w:numPr>
+        <w:ilvl w:val="3"/>
+        <w:numId w:val="6"/>
+      </w:numPr>
+      <w:spacing w:before="200" w:after="0"/>
+      <w:outlineLvl w:val="3"/>
+    </w:pPr>
+    <w:rPr>
+      <w:rFonts w:asciiTheme="majorHAnsi" w:eastAsiaTheme="majorEastAsia" w:hAnsiTheme="majorHAnsi" w:cstheme="majorBidi"/>
+      <w:b/>
+      <w:bCs/>
+      <w:i/>
+      <w:iCs/>
+      <w:color w:val="4F81BD" w:themeColor="accent1"/>
+    </w:rPr>
+  </w:style>
+  <w:style w:type="paragraph" w:styleId="Heading5">
+    <w:name w:val="heading 5"/>
+    <w:basedOn w:val="Normal"/>
+    <w:next w:val="Normal"/>
+    <w:link w:val="Heading5Char"/>
+    <w:uiPriority w:val="9"/>
+    <w:semiHidden/>
+    <w:unhideWhenUsed/>
+    <w:qFormat/>
+    <w:rsid w:val="00A8033D"/>
+    <w:pPr>
+      <w:keepNext/>
+      <w:keepLines/>
+      <w:numPr>
+        <w:ilvl w:val="4"/>
+        <w:numId w:val="6"/>
+      </w:numPr>
+      <w:spacing w:before="200" w:after="0"/>
+      <w:outlineLvl w:val="4"/>
+    </w:pPr>
+    <w:rPr>
+      <w:rFonts w:asciiTheme="majorHAnsi" w:eastAsiaTheme="majorEastAsia" w:hAnsiTheme="majorHAnsi" w:cstheme="majorBidi"/>
+      <w:color w:val="243F60" w:themeColor="accent1" w:themeShade="7F"/>
+    </w:rPr>
+  </w:style>
+  <w:style w:type="paragraph" w:styleId="Heading6">
+    <w:name w:val="heading 6"/>
+    <w:basedOn w:val="Normal"/>
+    <w:next w:val="Normal"/>
+    <w:link w:val="Heading6Char"/>
+    <w:uiPriority w:val="9"/>
+    <w:semiHidden/>
+    <w:unhideWhenUsed/>
+    <w:qFormat/>
+    <w:rsid w:val="00A8033D"/>
+    <w:pPr>
+      <w:keepNext/>
+      <w:keepLines/>
+      <w:numPr>
+        <w:ilvl w:val="5"/>
+        <w:numId w:val="6"/>
+      </w:numPr>
+      <w:spacing w:before="200" w:after="0"/>
+      <w:outlineLvl w:val="5"/>
+    </w:pPr>
+    <w:rPr>
+      <w:rFonts w:asciiTheme="majorHAnsi" w:eastAsiaTheme="majorEastAsia" w:hAnsiTheme="majorHAnsi" w:cstheme="majorBidi"/>
+      <w:i/>
+      <w:iCs/>
+      <w:color w:val="243F60" w:themeColor="accent1" w:themeShade="7F"/>
+    </w:rPr>
+  </w:style>
+  <w:style w:type="paragraph" w:styleId="Heading7">
+    <w:name w:val="heading 7"/>
+    <w:basedOn w:val="Normal"/>
+    <w:next w:val="Normal"/>
+    <w:link w:val="Heading7Char"/>
+    <w:uiPriority w:val="9"/>
+    <w:semiHidden/>
+    <w:unhideWhenUsed/>
+    <w:qFormat/>
+    <w:rsid w:val="00A8033D"/>
+    <w:pPr>
+      <w:keepNext/>
+      <w:keepLines/>
+      <w:numPr>
+        <w:ilvl w:val="6"/>
+        <w:numId w:val="6"/>
+      </w:numPr>
+      <w:spacing w:before="200" w:after="0"/>
+      <w:outlineLvl w:val="6"/>
+    </w:pPr>
+    <w:rPr>
+      <w:rFonts w:asciiTheme="majorHAnsi" w:eastAsiaTheme="majorEastAsia" w:hAnsiTheme="majorHAnsi" w:cstheme="majorBidi"/>
+      <w:i/>
+      <w:iCs/>
+      <w:color w:val="404040" w:themeColor="text1" w:themeTint="BF"/>
+    </w:rPr>
+  </w:style>
+  <w:style w:type="paragraph" w:styleId="Heading8">
+    <w:name w:val="heading 8"/>
+    <w:basedOn w:val="Normal"/>
+    <w:next w:val="Normal"/>
+    <w:link w:val="Heading8Char"/>
+    <w:uiPriority w:val="9"/>
+    <w:semiHidden/>
+    <w:unhideWhenUsed/>
+    <w:qFormat/>
+    <w:rsid w:val="00A8033D"/>
+    <w:pPr>
+      <w:keepNext/>
+      <w:keepLines/>
+      <w:numPr>
+        <w:ilvl w:val="7"/>
+        <w:numId w:val="6"/>
+      </w:numPr>
+      <w:spacing w:before="200" w:after="0"/>
+      <w:outlineLvl w:val="7"/>
+    </w:pPr>
+    <w:rPr>
+      <w:rFonts w:asciiTheme="majorHAnsi" w:eastAsiaTheme="majorEastAsia" w:hAnsiTheme="majorHAnsi" w:cstheme="majorBidi"/>
+      <w:color w:val="404040" w:themeColor="text1" w:themeTint="BF"/>
+      <w:sz w:val="20"/>
+      <w:szCs w:val="20"/>
+    </w:rPr>
+  </w:style>
+  <w:style w:type="paragraph" w:styleId="Heading9">
+    <w:name w:val="heading 9"/>
+    <w:basedOn w:val="Normal"/>
+    <w:next w:val="Normal"/>
+    <w:link w:val="Heading9Char"/>
+    <w:uiPriority w:val="9"/>
+    <w:semiHidden/>
+    <w:unhideWhenUsed/>
+    <w:qFormat/>
+    <w:rsid w:val="00A8033D"/>
+    <w:pPr>
+      <w:keepNext/>
+      <w:keepLines/>
+      <w:numPr>
+        <w:ilvl w:val="8"/>
+        <w:numId w:val="6"/>
+      </w:numPr>
+      <w:spacing w:before="200" w:after="0"/>
+      <w:outlineLvl w:val="8"/>
+    </w:pPr>
+    <w:rPr>
+      <w:rFonts w:asciiTheme="majorHAnsi" w:eastAsiaTheme="majorEastAsia" w:hAnsiTheme="majorHAnsi" w:cstheme="majorBidi"/>
+      <w:i/>
+      <w:iCs/>
+      <w:color w:val="404040" w:themeColor="text1" w:themeTint="BF"/>
+      <w:sz w:val="20"/>
+      <w:szCs w:val="20"/>
     </w:rPr>
   </w:style>
   <w:style w:type="character" w:default="1" w:styleId="DefaultParagraphFont">
@@ -3026,6 +4312,137 @@
     <w:rPr>
       <w:color w:val="0000FF" w:themeColor="hyperlink"/>
       <w:u w:val="single"/>
+    </w:rPr>
+  </w:style>
+  <w:style w:type="character" w:customStyle="1" w:styleId="Heading2Char">
+    <w:name w:val="Heading 2 Char"/>
+    <w:basedOn w:val="DefaultParagraphFont"/>
+    <w:link w:val="Heading2"/>
+    <w:uiPriority w:val="9"/>
+    <w:rsid w:val="00A8033D"/>
+    <w:rPr>
+      <w:rFonts w:asciiTheme="majorHAnsi" w:eastAsiaTheme="majorEastAsia" w:hAnsiTheme="majorHAnsi" w:cstheme="majorBidi"/>
+      <w:b/>
+      <w:bCs/>
+      <w:color w:val="4F81BD" w:themeColor="accent1"/>
+      <w:sz w:val="26"/>
+      <w:szCs w:val="26"/>
+    </w:rPr>
+  </w:style>
+  <w:style w:type="character" w:customStyle="1" w:styleId="Heading3Char">
+    <w:name w:val="Heading 3 Char"/>
+    <w:basedOn w:val="DefaultParagraphFont"/>
+    <w:link w:val="Heading3"/>
+    <w:uiPriority w:val="9"/>
+    <w:semiHidden/>
+    <w:rsid w:val="00A8033D"/>
+    <w:rPr>
+      <w:rFonts w:asciiTheme="majorHAnsi" w:eastAsiaTheme="majorEastAsia" w:hAnsiTheme="majorHAnsi" w:cstheme="majorBidi"/>
+      <w:b/>
+      <w:bCs/>
+      <w:color w:val="4F81BD" w:themeColor="accent1"/>
+    </w:rPr>
+  </w:style>
+  <w:style w:type="character" w:customStyle="1" w:styleId="Heading4Char">
+    <w:name w:val="Heading 4 Char"/>
+    <w:basedOn w:val="DefaultParagraphFont"/>
+    <w:link w:val="Heading4"/>
+    <w:uiPriority w:val="9"/>
+    <w:semiHidden/>
+    <w:rsid w:val="00A8033D"/>
+    <w:rPr>
+      <w:rFonts w:asciiTheme="majorHAnsi" w:eastAsiaTheme="majorEastAsia" w:hAnsiTheme="majorHAnsi" w:cstheme="majorBidi"/>
+      <w:b/>
+      <w:bCs/>
+      <w:i/>
+      <w:iCs/>
+      <w:color w:val="4F81BD" w:themeColor="accent1"/>
+    </w:rPr>
+  </w:style>
+  <w:style w:type="character" w:customStyle="1" w:styleId="Heading5Char">
+    <w:name w:val="Heading 5 Char"/>
+    <w:basedOn w:val="DefaultParagraphFont"/>
+    <w:link w:val="Heading5"/>
+    <w:uiPriority w:val="9"/>
+    <w:semiHidden/>
+    <w:rsid w:val="00A8033D"/>
+    <w:rPr>
+      <w:rFonts w:asciiTheme="majorHAnsi" w:eastAsiaTheme="majorEastAsia" w:hAnsiTheme="majorHAnsi" w:cstheme="majorBidi"/>
+      <w:color w:val="243F60" w:themeColor="accent1" w:themeShade="7F"/>
+    </w:rPr>
+  </w:style>
+  <w:style w:type="character" w:customStyle="1" w:styleId="Heading6Char">
+    <w:name w:val="Heading 6 Char"/>
+    <w:basedOn w:val="DefaultParagraphFont"/>
+    <w:link w:val="Heading6"/>
+    <w:uiPriority w:val="9"/>
+    <w:semiHidden/>
+    <w:rsid w:val="00A8033D"/>
+    <w:rPr>
+      <w:rFonts w:asciiTheme="majorHAnsi" w:eastAsiaTheme="majorEastAsia" w:hAnsiTheme="majorHAnsi" w:cstheme="majorBidi"/>
+      <w:i/>
+      <w:iCs/>
+      <w:color w:val="243F60" w:themeColor="accent1" w:themeShade="7F"/>
+    </w:rPr>
+  </w:style>
+  <w:style w:type="character" w:customStyle="1" w:styleId="Heading7Char">
+    <w:name w:val="Heading 7 Char"/>
+    <w:basedOn w:val="DefaultParagraphFont"/>
+    <w:link w:val="Heading7"/>
+    <w:uiPriority w:val="9"/>
+    <w:semiHidden/>
+    <w:rsid w:val="00A8033D"/>
+    <w:rPr>
+      <w:rFonts w:asciiTheme="majorHAnsi" w:eastAsiaTheme="majorEastAsia" w:hAnsiTheme="majorHAnsi" w:cstheme="majorBidi"/>
+      <w:i/>
+      <w:iCs/>
+      <w:color w:val="404040" w:themeColor="text1" w:themeTint="BF"/>
+    </w:rPr>
+  </w:style>
+  <w:style w:type="character" w:customStyle="1" w:styleId="Heading8Char">
+    <w:name w:val="Heading 8 Char"/>
+    <w:basedOn w:val="DefaultParagraphFont"/>
+    <w:link w:val="Heading8"/>
+    <w:uiPriority w:val="9"/>
+    <w:semiHidden/>
+    <w:rsid w:val="00A8033D"/>
+    <w:rPr>
+      <w:rFonts w:asciiTheme="majorHAnsi" w:eastAsiaTheme="majorEastAsia" w:hAnsiTheme="majorHAnsi" w:cstheme="majorBidi"/>
+      <w:color w:val="404040" w:themeColor="text1" w:themeTint="BF"/>
+      <w:sz w:val="20"/>
+      <w:szCs w:val="20"/>
+    </w:rPr>
+  </w:style>
+  <w:style w:type="character" w:customStyle="1" w:styleId="Heading9Char">
+    <w:name w:val="Heading 9 Char"/>
+    <w:basedOn w:val="DefaultParagraphFont"/>
+    <w:link w:val="Heading9"/>
+    <w:uiPriority w:val="9"/>
+    <w:semiHidden/>
+    <w:rsid w:val="00A8033D"/>
+    <w:rPr>
+      <w:rFonts w:asciiTheme="majorHAnsi" w:eastAsiaTheme="majorEastAsia" w:hAnsiTheme="majorHAnsi" w:cstheme="majorBidi"/>
+      <w:i/>
+      <w:iCs/>
+      <w:color w:val="404040" w:themeColor="text1" w:themeTint="BF"/>
+      <w:sz w:val="20"/>
+      <w:szCs w:val="20"/>
+    </w:rPr>
+  </w:style>
+  <w:style w:type="paragraph" w:customStyle="1" w:styleId="Default">
+    <w:name w:val="Default"/>
+    <w:rsid w:val="00746E19"/>
+    <w:pPr>
+      <w:autoSpaceDE w:val="0"/>
+      <w:autoSpaceDN w:val="0"/>
+      <w:adjustRightInd w:val="0"/>
+      <w:spacing w:after="0" w:line="240" w:lineRule="auto"/>
+    </w:pPr>
+    <w:rPr>
+      <w:rFonts w:ascii="Calibri" w:hAnsi="Calibri" w:cs="Calibri"/>
+      <w:color w:val="000000"/>
+      <w:sz w:val="24"/>
+      <w:szCs w:val="24"/>
     </w:rPr>
   </w:style>
 </w:styles>
@@ -3321,7 +4738,7 @@
 </file>
 
 <file path=customXml/itemProps1.xml><?xml version="1.0" encoding="utf-8"?>
-<ds:datastoreItem xmlns:ds="http://schemas.openxmlformats.org/officeDocument/2006/customXml" ds:itemID="{3F3549D6-22BB-4747-A2AD-2E3930F65070}">
+<ds:datastoreItem xmlns:ds="http://schemas.openxmlformats.org/officeDocument/2006/customXml" ds:itemID="{C0B198F8-3127-4AD2-AEE6-A901CA55347C}">
   <ds:schemaRefs>
     <ds:schemaRef ds:uri="http://schemas.openxmlformats.org/officeDocument/2006/bibliography"/>
   </ds:schemaRefs>

--- a/srDesign_CONOPS.docx
+++ b/srDesign_CONOPS.docx
@@ -864,6 +864,10 @@
         <w:p>
           <w:pPr>
             <w:pStyle w:val="TOCHeading"/>
+            <w:numPr>
+              <w:ilvl w:val="0"/>
+              <w:numId w:val="0"/>
+            </w:numPr>
           </w:pPr>
           <w:r>
             <w:t>Table of Contents</w:t>
@@ -873,6 +877,7 @@
           <w:pPr>
             <w:pStyle w:val="TOC1"/>
             <w:rPr>
+              <w:rFonts w:eastAsiaTheme="minorEastAsia"/>
               <w:noProof/>
             </w:rPr>
           </w:pPr>
@@ -885,7 +890,7 @@
           <w:r>
             <w:fldChar w:fldCharType="separate"/>
           </w:r>
-          <w:hyperlink w:anchor="_Toc335908655" w:history="1">
+          <w:hyperlink w:anchor="_Toc336940819" w:history="1">
             <w:r>
               <w:rPr>
                 <w:rStyle w:val="Hyperlink"/>
@@ -895,6 +900,7 @@
             </w:r>
             <w:r>
               <w:rPr>
+                <w:rFonts w:eastAsiaTheme="minorEastAsia"/>
                 <w:noProof/>
               </w:rPr>
               <w:tab/>
@@ -925,7 +931,7 @@
                 <w:noProof/>
                 <w:webHidden/>
               </w:rPr>
-              <w:instrText xml:space="preserve"> PAGEREF _Toc335908655 \h </w:instrText>
+              <w:instrText xml:space="preserve"> PAGEREF _Toc336940819 \h </w:instrText>
             </w:r>
             <w:r>
               <w:rPr>
@@ -945,7 +951,7 @@
                 <w:noProof/>
                 <w:webHidden/>
               </w:rPr>
-              <w:t>3</w:t>
+              <w:t>2</w:t>
             </w:r>
             <w:r>
               <w:rPr>
@@ -960,10 +966,11 @@
           <w:pPr>
             <w:pStyle w:val="TOC1"/>
             <w:rPr>
+              <w:rFonts w:eastAsiaTheme="minorEastAsia"/>
               <w:noProof/>
             </w:rPr>
           </w:pPr>
-          <w:hyperlink w:anchor="_Toc335908656" w:history="1">
+          <w:hyperlink w:anchor="_Toc336940820" w:history="1">
             <w:r>
               <w:rPr>
                 <w:rStyle w:val="Hyperlink"/>
@@ -973,6 +980,7 @@
             </w:r>
             <w:r>
               <w:rPr>
+                <w:rFonts w:eastAsiaTheme="minorEastAsia"/>
                 <w:noProof/>
               </w:rPr>
               <w:tab/>
@@ -1003,7 +1011,7 @@
                 <w:noProof/>
                 <w:webHidden/>
               </w:rPr>
-              <w:instrText xml:space="preserve"> PAGEREF _Toc335908656 \h </w:instrText>
+              <w:instrText xml:space="preserve"> PAGEREF _Toc336940820 \h </w:instrText>
             </w:r>
             <w:r>
               <w:rPr>
@@ -1038,10 +1046,11 @@
           <w:pPr>
             <w:pStyle w:val="TOC1"/>
             <w:rPr>
+              <w:rFonts w:eastAsiaTheme="minorEastAsia"/>
               <w:noProof/>
             </w:rPr>
           </w:pPr>
-          <w:hyperlink w:anchor="_Toc335908657" w:history="1">
+          <w:hyperlink w:anchor="_Toc336940822" w:history="1">
             <w:r>
               <w:rPr>
                 <w:rStyle w:val="Hyperlink"/>
@@ -1051,6 +1060,7 @@
             </w:r>
             <w:r>
               <w:rPr>
+                <w:rFonts w:eastAsiaTheme="minorEastAsia"/>
                 <w:noProof/>
               </w:rPr>
               <w:tab/>
@@ -1081,7 +1091,7 @@
                 <w:noProof/>
                 <w:webHidden/>
               </w:rPr>
-              <w:instrText xml:space="preserve"> PAGEREF _Toc335908657 \h </w:instrText>
+              <w:instrText xml:space="preserve"> PAGEREF _Toc336940822 \h </w:instrText>
             </w:r>
             <w:r>
               <w:rPr>
@@ -1116,10 +1126,11 @@
           <w:pPr>
             <w:pStyle w:val="TOC1"/>
             <w:rPr>
+              <w:rFonts w:eastAsiaTheme="minorEastAsia"/>
               <w:noProof/>
             </w:rPr>
           </w:pPr>
-          <w:hyperlink w:anchor="_Toc335908658" w:history="1">
+          <w:hyperlink w:anchor="_Toc336940823" w:history="1">
             <w:r>
               <w:rPr>
                 <w:rStyle w:val="Hyperlink"/>
@@ -1129,6 +1140,7 @@
             </w:r>
             <w:r>
               <w:rPr>
+                <w:rFonts w:eastAsiaTheme="minorEastAsia"/>
                 <w:noProof/>
               </w:rPr>
               <w:tab/>
@@ -1159,7 +1171,7 @@
                 <w:noProof/>
                 <w:webHidden/>
               </w:rPr>
-              <w:instrText xml:space="preserve"> PAGEREF _Toc335908658 \h </w:instrText>
+              <w:instrText xml:space="preserve"> PAGEREF _Toc336940823 \h </w:instrText>
             </w:r>
             <w:r>
               <w:rPr>
@@ -1194,10 +1206,11 @@
           <w:pPr>
             <w:pStyle w:val="TOC1"/>
             <w:rPr>
+              <w:rFonts w:eastAsiaTheme="minorEastAsia"/>
               <w:noProof/>
             </w:rPr>
           </w:pPr>
-          <w:hyperlink w:anchor="_Toc335908659" w:history="1">
+          <w:hyperlink w:anchor="_Toc336940824" w:history="1">
             <w:r>
               <w:rPr>
                 <w:rStyle w:val="Hyperlink"/>
@@ -1207,6 +1220,7 @@
             </w:r>
             <w:r>
               <w:rPr>
+                <w:rFonts w:eastAsiaTheme="minorEastAsia"/>
                 <w:noProof/>
               </w:rPr>
               <w:tab/>
@@ -1237,7 +1251,7 @@
                 <w:noProof/>
                 <w:webHidden/>
               </w:rPr>
-              <w:instrText xml:space="preserve"> PAGEREF _Toc335908659 \h </w:instrText>
+              <w:instrText xml:space="preserve"> PAGEREF _Toc336940824 \h </w:instrText>
             </w:r>
             <w:r>
               <w:rPr>
@@ -1272,10 +1286,11 @@
           <w:pPr>
             <w:pStyle w:val="TOC1"/>
             <w:rPr>
+              <w:rFonts w:eastAsiaTheme="minorEastAsia"/>
               <w:noProof/>
             </w:rPr>
           </w:pPr>
-          <w:hyperlink w:anchor="_Toc335908660" w:history="1">
+          <w:hyperlink w:anchor="_Toc336940825" w:history="1">
             <w:r>
               <w:rPr>
                 <w:rStyle w:val="Hyperlink"/>
@@ -1285,6 +1300,7 @@
             </w:r>
             <w:r>
               <w:rPr>
+                <w:rFonts w:eastAsiaTheme="minorEastAsia"/>
                 <w:noProof/>
               </w:rPr>
               <w:tab/>
@@ -1315,7 +1331,7 @@
                 <w:noProof/>
                 <w:webHidden/>
               </w:rPr>
-              <w:instrText xml:space="preserve"> PAGEREF _Toc335908660 \h </w:instrText>
+              <w:instrText xml:space="preserve"> PAGEREF _Toc336940825 \h </w:instrText>
             </w:r>
             <w:r>
               <w:rPr>
@@ -1335,7 +1351,89 @@
                 <w:noProof/>
                 <w:webHidden/>
               </w:rPr>
-              <w:t>3</w:t>
+              <w:t>4</w:t>
+            </w:r>
+            <w:r>
+              <w:rPr>
+                <w:noProof/>
+                <w:webHidden/>
+              </w:rPr>
+              <w:fldChar w:fldCharType="end"/>
+            </w:r>
+          </w:hyperlink>
+        </w:p>
+        <w:p>
+          <w:pPr>
+            <w:pStyle w:val="TOC2"/>
+            <w:tabs>
+              <w:tab w:val="left" w:pos="880"/>
+              <w:tab w:val="right" w:leader="dot" w:pos="9350"/>
+            </w:tabs>
+            <w:rPr>
+              <w:noProof/>
+            </w:rPr>
+          </w:pPr>
+          <w:hyperlink w:anchor="_Toc336940830" w:history="1">
+            <w:r>
+              <w:rPr>
+                <w:rStyle w:val="Hyperlink"/>
+                <w:noProof/>
+              </w:rPr>
+              <w:t>5.1</w:t>
+            </w:r>
+            <w:r>
+              <w:rPr>
+                <w:noProof/>
+              </w:rPr>
+              <w:tab/>
+            </w:r>
+            <w:r>
+              <w:rPr>
+                <w:rStyle w:val="Hyperlink"/>
+                <w:noProof/>
+              </w:rPr>
+              <w:t>User of Games</w:t>
+            </w:r>
+            <w:r>
+              <w:rPr>
+                <w:noProof/>
+                <w:webHidden/>
+              </w:rPr>
+              <w:tab/>
+            </w:r>
+            <w:r>
+              <w:rPr>
+                <w:noProof/>
+                <w:webHidden/>
+              </w:rPr>
+              <w:fldChar w:fldCharType="begin"/>
+            </w:r>
+            <w:r>
+              <w:rPr>
+                <w:noProof/>
+                <w:webHidden/>
+              </w:rPr>
+              <w:instrText xml:space="preserve"> PAGEREF _Toc336940830 \h </w:instrText>
+            </w:r>
+            <w:r>
+              <w:rPr>
+                <w:noProof/>
+                <w:webHidden/>
+              </w:rPr>
+            </w:r>
+            <w:r>
+              <w:rPr>
+                <w:noProof/>
+                <w:webHidden/>
+              </w:rPr>
+              <w:fldChar w:fldCharType="separate"/>
+            </w:r>
+            <w:r>
+              <w:rPr>
+                <w:noProof/>
+                <w:webHidden/>
+              </w:rPr>
+              <w:t>4</w:t>
             </w:r>
             <w:r>
               <w:rPr>
@@ -1350,10 +1448,11 @@
           <w:pPr>
             <w:pStyle w:val="TOC1"/>
             <w:rPr>
+              <w:rFonts w:eastAsiaTheme="minorEastAsia"/>
               <w:noProof/>
             </w:rPr>
           </w:pPr>
-          <w:hyperlink w:anchor="_Toc335908661" w:history="1">
+          <w:hyperlink w:anchor="_Toc336940831" w:history="1">
             <w:r>
               <w:rPr>
                 <w:rStyle w:val="Hyperlink"/>
@@ -1363,6 +1462,7 @@
             </w:r>
             <w:r>
               <w:rPr>
+                <w:rFonts w:eastAsiaTheme="minorEastAsia"/>
                 <w:noProof/>
               </w:rPr>
               <w:tab/>
@@ -1393,7 +1493,7 @@
                 <w:noProof/>
                 <w:webHidden/>
               </w:rPr>
-              <w:instrText xml:space="preserve"> PAGEREF _Toc335908661 \h </w:instrText>
+              <w:instrText xml:space="preserve"> PAGEREF _Toc336940831 \h </w:instrText>
             </w:r>
             <w:r>
               <w:rPr>
@@ -1413,7 +1513,7 @@
                 <w:noProof/>
                 <w:webHidden/>
               </w:rPr>
-              <w:t>3</w:t>
+              <w:t>11</w:t>
             </w:r>
             <w:r>
               <w:rPr>
@@ -1425,6 +1525,11 @@
           </w:hyperlink>
         </w:p>
         <w:p>
+          <w:pPr>
+            <w:rPr>
+              <w:noProof/>
+            </w:rPr>
+          </w:pPr>
           <w:r>
             <w:rPr>
               <w:b/>
@@ -1436,13 +1541,579 @@
         </w:p>
       </w:sdtContent>
     </w:sdt>
-    <w:p/>
-    <w:p/>
-    <w:p/>
-    <w:p/>
-    <w:p/>
-    <w:p/>
-    <w:p/>
+    <w:p>
+      <w:pPr>
+        <w:pStyle w:val="Heading1"/>
+        <w:numPr>
+          <w:ilvl w:val="0"/>
+          <w:numId w:val="0"/>
+        </w:numPr>
+        <w:rPr>
+          <w:noProof/>
+        </w:rPr>
+      </w:pPr>
+      <w:r>
+        <w:t>Table of Figures</w:t>
+      </w:r>
+    </w:p>
+    <w:p>
+      <w:pPr>
+        <w:pStyle w:val="TableofFigures"/>
+        <w:tabs>
+          <w:tab w:val="right" w:leader="dot" w:pos="9350"/>
+        </w:tabs>
+        <w:rPr>
+          <w:noProof/>
+        </w:rPr>
+      </w:pPr>
+      <w:r>
+        <w:fldChar w:fldCharType="begin"/>
+      </w:r>
+      <w:r>
+        <w:instrText xml:space="preserve"> TOC \h \z \c "Figure" </w:instrText>
+      </w:r>
+      <w:r>
+        <w:fldChar w:fldCharType="separate"/>
+      </w:r>
+      <w:hyperlink w:anchor="_Toc336940745" w:history="1">
+        <w:r>
+          <w:rPr>
+            <w:rStyle w:val="Hyperlink"/>
+            <w:noProof/>
+          </w:rPr>
+          <w:t>Figure 1 - Main Menu</w:t>
+        </w:r>
+        <w:r>
+          <w:rPr>
+            <w:noProof/>
+            <w:webHidden/>
+          </w:rPr>
+          <w:tab/>
+        </w:r>
+        <w:r>
+          <w:rPr>
+            <w:noProof/>
+            <w:webHidden/>
+          </w:rPr>
+          <w:fldChar w:fldCharType="begin"/>
+        </w:r>
+        <w:r>
+          <w:rPr>
+            <w:noProof/>
+            <w:webHidden/>
+          </w:rPr>
+          <w:instrText xml:space="preserve"> PAGEREF _Toc336940745 \h </w:instrText>
+        </w:r>
+        <w:r>
+          <w:rPr>
+            <w:noProof/>
+            <w:webHidden/>
+          </w:rPr>
+        </w:r>
+        <w:r>
+          <w:rPr>
+            <w:noProof/>
+            <w:webHidden/>
+          </w:rPr>
+          <w:fldChar w:fldCharType="separate"/>
+        </w:r>
+        <w:r>
+          <w:rPr>
+            <w:noProof/>
+            <w:webHidden/>
+          </w:rPr>
+          <w:t>4</w:t>
+        </w:r>
+        <w:r>
+          <w:rPr>
+            <w:noProof/>
+            <w:webHidden/>
+          </w:rPr>
+          <w:fldChar w:fldCharType="end"/>
+        </w:r>
+      </w:hyperlink>
+    </w:p>
+    <w:p>
+      <w:pPr>
+        <w:pStyle w:val="TableofFigures"/>
+        <w:tabs>
+          <w:tab w:val="right" w:leader="dot" w:pos="9350"/>
+        </w:tabs>
+        <w:rPr>
+          <w:noProof/>
+        </w:rPr>
+      </w:pPr>
+      <w:hyperlink w:anchor="_Toc336940746" w:history="1">
+        <w:r>
+          <w:rPr>
+            <w:rStyle w:val="Hyperlink"/>
+            <w:noProof/>
+          </w:rPr>
+          <w:t>Figure 2- Apps submenu</w:t>
+        </w:r>
+        <w:r>
+          <w:rPr>
+            <w:noProof/>
+            <w:webHidden/>
+          </w:rPr>
+          <w:tab/>
+        </w:r>
+        <w:r>
+          <w:rPr>
+            <w:noProof/>
+            <w:webHidden/>
+          </w:rPr>
+          <w:fldChar w:fldCharType="begin"/>
+        </w:r>
+        <w:r>
+          <w:rPr>
+            <w:noProof/>
+            <w:webHidden/>
+          </w:rPr>
+          <w:instrText xml:space="preserve"> PAGEREF _Toc336940746 \h </w:instrText>
+        </w:r>
+        <w:r>
+          <w:rPr>
+            <w:noProof/>
+            <w:webHidden/>
+          </w:rPr>
+        </w:r>
+        <w:r>
+          <w:rPr>
+            <w:noProof/>
+            <w:webHidden/>
+          </w:rPr>
+          <w:fldChar w:fldCharType="separate"/>
+        </w:r>
+        <w:r>
+          <w:rPr>
+            <w:noProof/>
+            <w:webHidden/>
+          </w:rPr>
+          <w:t>5</w:t>
+        </w:r>
+        <w:r>
+          <w:rPr>
+            <w:noProof/>
+            <w:webHidden/>
+          </w:rPr>
+          <w:fldChar w:fldCharType="end"/>
+        </w:r>
+      </w:hyperlink>
+    </w:p>
+    <w:p>
+      <w:pPr>
+        <w:pStyle w:val="TableofFigures"/>
+        <w:tabs>
+          <w:tab w:val="right" w:leader="dot" w:pos="9350"/>
+        </w:tabs>
+        <w:rPr>
+          <w:noProof/>
+        </w:rPr>
+      </w:pPr>
+      <w:hyperlink w:anchor="_Toc336940747" w:history="1">
+        <w:r>
+          <w:rPr>
+            <w:rStyle w:val="Hyperlink"/>
+            <w:noProof/>
+          </w:rPr>
+          <w:t>Figure 3- Games submenu</w:t>
+        </w:r>
+        <w:r>
+          <w:rPr>
+            <w:noProof/>
+            <w:webHidden/>
+          </w:rPr>
+          <w:tab/>
+        </w:r>
+        <w:r>
+          <w:rPr>
+            <w:noProof/>
+            <w:webHidden/>
+          </w:rPr>
+          <w:fldChar w:fldCharType="begin"/>
+        </w:r>
+        <w:r>
+          <w:rPr>
+            <w:noProof/>
+            <w:webHidden/>
+          </w:rPr>
+          <w:instrText xml:space="preserve"> PAGEREF _Toc336940747 \h </w:instrText>
+        </w:r>
+        <w:r>
+          <w:rPr>
+            <w:noProof/>
+            <w:webHidden/>
+          </w:rPr>
+        </w:r>
+        <w:r>
+          <w:rPr>
+            <w:noProof/>
+            <w:webHidden/>
+          </w:rPr>
+          <w:fldChar w:fldCharType="separate"/>
+        </w:r>
+        <w:r>
+          <w:rPr>
+            <w:noProof/>
+            <w:webHidden/>
+          </w:rPr>
+          <w:t>6</w:t>
+        </w:r>
+        <w:r>
+          <w:rPr>
+            <w:noProof/>
+            <w:webHidden/>
+          </w:rPr>
+          <w:fldChar w:fldCharType="end"/>
+        </w:r>
+      </w:hyperlink>
+    </w:p>
+    <w:p>
+      <w:pPr>
+        <w:pStyle w:val="TableofFigures"/>
+        <w:tabs>
+          <w:tab w:val="right" w:leader="dot" w:pos="9350"/>
+        </w:tabs>
+        <w:rPr>
+          <w:noProof/>
+        </w:rPr>
+      </w:pPr>
+      <w:hyperlink w:anchor="_Toc336940748" w:history="1">
+        <w:r>
+          <w:rPr>
+            <w:rStyle w:val="Hyperlink"/>
+            <w:noProof/>
+          </w:rPr>
+          <w:t>Figure 4 - New Tile Puzzle Game</w:t>
+        </w:r>
+        <w:r>
+          <w:rPr>
+            <w:noProof/>
+            <w:webHidden/>
+          </w:rPr>
+          <w:tab/>
+        </w:r>
+        <w:r>
+          <w:rPr>
+            <w:noProof/>
+            <w:webHidden/>
+          </w:rPr>
+          <w:fldChar w:fldCharType="begin"/>
+        </w:r>
+        <w:r>
+          <w:rPr>
+            <w:noProof/>
+            <w:webHidden/>
+          </w:rPr>
+          <w:instrText xml:space="preserve"> PAGEREF _Toc336940748 \h </w:instrText>
+        </w:r>
+        <w:r>
+          <w:rPr>
+            <w:noProof/>
+            <w:webHidden/>
+          </w:rPr>
+        </w:r>
+        <w:r>
+          <w:rPr>
+            <w:noProof/>
+            <w:webHidden/>
+          </w:rPr>
+          <w:fldChar w:fldCharType="separate"/>
+        </w:r>
+        <w:r>
+          <w:rPr>
+            <w:noProof/>
+            <w:webHidden/>
+          </w:rPr>
+          <w:t>7</w:t>
+        </w:r>
+        <w:r>
+          <w:rPr>
+            <w:noProof/>
+            <w:webHidden/>
+          </w:rPr>
+          <w:fldChar w:fldCharType="end"/>
+        </w:r>
+      </w:hyperlink>
+    </w:p>
+    <w:p>
+      <w:pPr>
+        <w:pStyle w:val="TableofFigures"/>
+        <w:tabs>
+          <w:tab w:val="right" w:leader="dot" w:pos="9350"/>
+        </w:tabs>
+        <w:rPr>
+          <w:noProof/>
+        </w:rPr>
+      </w:pPr>
+      <w:hyperlink w:anchor="_Toc336940749" w:history="1">
+        <w:r>
+          <w:rPr>
+            <w:rStyle w:val="Hyperlink"/>
+            <w:noProof/>
+          </w:rPr>
+          <w:t>Figure 5 - Settings Popover</w:t>
+        </w:r>
+        <w:r>
+          <w:rPr>
+            <w:noProof/>
+            <w:webHidden/>
+          </w:rPr>
+          <w:tab/>
+        </w:r>
+        <w:r>
+          <w:rPr>
+            <w:noProof/>
+            <w:webHidden/>
+          </w:rPr>
+          <w:fldChar w:fldCharType="begin"/>
+        </w:r>
+        <w:r>
+          <w:rPr>
+            <w:noProof/>
+            <w:webHidden/>
+          </w:rPr>
+          <w:instrText xml:space="preserve"> PAGEREF _Toc336940749 \h </w:instrText>
+        </w:r>
+        <w:r>
+          <w:rPr>
+            <w:noProof/>
+            <w:webHidden/>
+          </w:rPr>
+        </w:r>
+        <w:r>
+          <w:rPr>
+            <w:noProof/>
+            <w:webHidden/>
+          </w:rPr>
+          <w:fldChar w:fldCharType="separate"/>
+        </w:r>
+        <w:r>
+          <w:rPr>
+            <w:noProof/>
+            <w:webHidden/>
+          </w:rPr>
+          <w:t>8</w:t>
+        </w:r>
+        <w:r>
+          <w:rPr>
+            <w:noProof/>
+            <w:webHidden/>
+          </w:rPr>
+          <w:fldChar w:fldCharType="end"/>
+        </w:r>
+      </w:hyperlink>
+    </w:p>
+    <w:p>
+      <w:pPr>
+        <w:pStyle w:val="TableofFigures"/>
+        <w:tabs>
+          <w:tab w:val="right" w:leader="dot" w:pos="9350"/>
+        </w:tabs>
+        <w:rPr>
+          <w:noProof/>
+        </w:rPr>
+      </w:pPr>
+      <w:hyperlink w:anchor="_Toc336940750" w:history="1">
+        <w:r>
+          <w:rPr>
+            <w:rStyle w:val="Hyperlink"/>
+            <w:noProof/>
+          </w:rPr>
+          <w:t>Figure 6 - Statistics Popover</w:t>
+        </w:r>
+        <w:r>
+          <w:rPr>
+            <w:noProof/>
+            <w:webHidden/>
+          </w:rPr>
+          <w:tab/>
+        </w:r>
+        <w:r>
+          <w:rPr>
+            <w:noProof/>
+            <w:webHidden/>
+          </w:rPr>
+          <w:fldChar w:fldCharType="begin"/>
+        </w:r>
+        <w:r>
+          <w:rPr>
+            <w:noProof/>
+            <w:webHidden/>
+          </w:rPr>
+          <w:instrText xml:space="preserve"> PAGEREF _Toc336940750 \h </w:instrText>
+        </w:r>
+        <w:r>
+          <w:rPr>
+            <w:noProof/>
+            <w:webHidden/>
+          </w:rPr>
+        </w:r>
+        <w:r>
+          <w:rPr>
+            <w:noProof/>
+            <w:webHidden/>
+          </w:rPr>
+          <w:fldChar w:fldCharType="separate"/>
+        </w:r>
+        <w:r>
+          <w:rPr>
+            <w:noProof/>
+            <w:webHidden/>
+          </w:rPr>
+          <w:t>9</w:t>
+        </w:r>
+        <w:r>
+          <w:rPr>
+            <w:noProof/>
+            <w:webHidden/>
+          </w:rPr>
+          <w:fldChar w:fldCharType="end"/>
+        </w:r>
+      </w:hyperlink>
+    </w:p>
+    <w:p>
+      <w:pPr>
+        <w:pStyle w:val="TableofFigures"/>
+        <w:tabs>
+          <w:tab w:val="right" w:leader="dot" w:pos="9350"/>
+        </w:tabs>
+        <w:rPr>
+          <w:noProof/>
+        </w:rPr>
+      </w:pPr>
+      <w:hyperlink w:anchor="_Toc336940751" w:history="1">
+        <w:r>
+          <w:rPr>
+            <w:rStyle w:val="Hyperlink"/>
+            <w:noProof/>
+          </w:rPr>
+          <w:t>Figure 7 - Help Popover</w:t>
+        </w:r>
+        <w:r>
+          <w:rPr>
+            <w:noProof/>
+            <w:webHidden/>
+          </w:rPr>
+          <w:tab/>
+        </w:r>
+        <w:r>
+          <w:rPr>
+            <w:noProof/>
+            <w:webHidden/>
+          </w:rPr>
+          <w:fldChar w:fldCharType="begin"/>
+        </w:r>
+        <w:r>
+          <w:rPr>
+            <w:noProof/>
+            <w:webHidden/>
+          </w:rPr>
+          <w:instrText xml:space="preserve"> PAGEREF _Toc336940751 \h </w:instrText>
+        </w:r>
+        <w:r>
+          <w:rPr>
+            <w:noProof/>
+            <w:webHidden/>
+          </w:rPr>
+        </w:r>
+        <w:r>
+          <w:rPr>
+            <w:noProof/>
+            <w:webHidden/>
+          </w:rPr>
+          <w:fldChar w:fldCharType="separate"/>
+        </w:r>
+        <w:r>
+          <w:rPr>
+            <w:noProof/>
+            <w:webHidden/>
+          </w:rPr>
+          <w:t>10</w:t>
+        </w:r>
+        <w:r>
+          <w:rPr>
+            <w:noProof/>
+            <w:webHidden/>
+          </w:rPr>
+          <w:fldChar w:fldCharType="end"/>
+        </w:r>
+      </w:hyperlink>
+    </w:p>
+    <w:p>
+      <w:pPr>
+        <w:pStyle w:val="TableofFigures"/>
+        <w:tabs>
+          <w:tab w:val="right" w:leader="dot" w:pos="9350"/>
+        </w:tabs>
+        <w:rPr>
+          <w:noProof/>
+        </w:rPr>
+      </w:pPr>
+      <w:hyperlink w:anchor="_Toc336940752" w:history="1">
+        <w:r>
+          <w:rPr>
+            <w:rStyle w:val="Hyperlink"/>
+            <w:noProof/>
+          </w:rPr>
+          <w:t>Figure 8 – Gameplay</w:t>
+        </w:r>
+        <w:r>
+          <w:rPr>
+            <w:noProof/>
+            <w:webHidden/>
+          </w:rPr>
+          <w:tab/>
+        </w:r>
+        <w:r>
+          <w:rPr>
+            <w:noProof/>
+            <w:webHidden/>
+          </w:rPr>
+          <w:fldChar w:fldCharType="begin"/>
+        </w:r>
+        <w:r>
+          <w:rPr>
+            <w:noProof/>
+            <w:webHidden/>
+          </w:rPr>
+          <w:instrText xml:space="preserve"> PAGEREF _Toc336940752 \h </w:instrText>
+        </w:r>
+        <w:r>
+          <w:rPr>
+            <w:noProof/>
+            <w:webHidden/>
+          </w:rPr>
+        </w:r>
+        <w:r>
+          <w:rPr>
+            <w:noProof/>
+            <w:webHidden/>
+          </w:rPr>
+          <w:fldChar w:fldCharType="separate"/>
+        </w:r>
+        <w:r>
+          <w:rPr>
+            <w:noProof/>
+            <w:webHidden/>
+          </w:rPr>
+          <w:t>11</w:t>
+        </w:r>
+        <w:r>
+          <w:rPr>
+            <w:noProof/>
+            <w:webHidden/>
+          </w:rPr>
+          <w:fldChar w:fldCharType="end"/>
+        </w:r>
+      </w:hyperlink>
+    </w:p>
+    <w:p>
+      <w:r>
+        <w:fldChar w:fldCharType="end"/>
+      </w:r>
+    </w:p>
     <w:p>
       <w:pPr>
         <w:pStyle w:val="Heading1"/>
@@ -1451,7 +2122,7 @@
           <w:numId w:val="5"/>
         </w:numPr>
       </w:pPr>
-      <w:bookmarkStart w:id="0" w:name="_Toc335908655"/>
+      <w:bookmarkStart w:id="0" w:name="_Toc336940819"/>
       <w:r>
         <w:t>Scope</w:t>
       </w:r>
@@ -1480,16 +2151,10 @@
         <w:t>The Set Top Box Multiplayer Framework is curren</w:t>
       </w:r>
       <w:r>
-        <w:t>tly under development by team KDM</w:t>
-      </w:r>
-      <w:r>
-        <w:t xml:space="preserve"> </w:t>
-      </w:r>
-      <w:r>
-        <w:rPr>
-          <w:highlight w:val="yellow"/>
-        </w:rPr>
-        <w:t>(change)</w:t>
+        <w:t>t</w:t>
+      </w:r>
+      <w:r>
+        <w:t>ly under development by team Plugged In</w:t>
       </w:r>
       <w:r>
         <w:t xml:space="preserve"> as a Senior Design Project, under the direction of Brian Butterfield and David Springhetti of Innovative Systems L.L.C.</w:t>
@@ -1506,7 +2171,7 @@
           <w:numId w:val="5"/>
         </w:numPr>
       </w:pPr>
-      <w:bookmarkStart w:id="1" w:name="_Toc335908656"/>
+      <w:bookmarkStart w:id="1" w:name="_Toc336940820"/>
       <w:r>
         <w:t>Reference Documents</w:t>
       </w:r>
@@ -1534,6 +2199,8 @@
           <w:szCs w:val="28"/>
         </w:rPr>
       </w:pPr>
+      <w:bookmarkStart w:id="2" w:name="_Toc336940821"/>
+      <w:bookmarkEnd w:id="2"/>
     </w:p>
     <w:p>
       <w:r>
@@ -1551,11 +2218,11 @@
           <w:numId w:val="5"/>
         </w:numPr>
       </w:pPr>
-      <w:bookmarkStart w:id="2" w:name="_Toc335908657"/>
+      <w:bookmarkStart w:id="3" w:name="_Toc336940822"/>
       <w:r>
         <w:t>Current System</w:t>
       </w:r>
-      <w:bookmarkEnd w:id="2"/>
+      <w:bookmarkEnd w:id="3"/>
     </w:p>
     <w:p>
       <w:pPr>
@@ -1707,7 +2374,6 @@
         </w:numPr>
       </w:pPr>
       <w:r>
-        <w:lastRenderedPageBreak/>
         <w:t xml:space="preserve"> </w:t>
       </w:r>
       <w:r>
@@ -1767,11 +2433,11 @@
           <w:numId w:val="5"/>
         </w:numPr>
       </w:pPr>
-      <w:bookmarkStart w:id="3" w:name="_Toc335908658"/>
+      <w:bookmarkStart w:id="4" w:name="_Toc336940823"/>
       <w:r>
         <w:t>Justification and nature of proposed changes</w:t>
       </w:r>
-      <w:bookmarkEnd w:id="3"/>
+      <w:bookmarkEnd w:id="4"/>
     </w:p>
     <w:p>
       <w:pPr>
@@ -1812,21 +2478,7 @@
           <w:sz w:val="23"/>
           <w:szCs w:val="23"/>
         </w:rPr>
-        <w:t xml:space="preserve">Team Changes – Any changes to the requirements by team </w:t>
-      </w:r>
-      <w:r>
-        <w:rPr>
-          <w:sz w:val="23"/>
-          <w:szCs w:val="23"/>
-        </w:rPr>
-        <w:t>KDM</w:t>
-      </w:r>
-      <w:r>
-        <w:rPr>
-          <w:sz w:val="23"/>
-          <w:szCs w:val="23"/>
-        </w:rPr>
-        <w:t xml:space="preserve"> must be approved by the project sponsor, Innovative Systems L</w:t>
+        <w:t>Team Changes – Any changes to the requirements by team KDM must be approved by the project sponsor, Innovative Systems L</w:t>
       </w:r>
       <w:r>
         <w:rPr>
@@ -1927,11 +2579,11 @@
           <w:numId w:val="5"/>
         </w:numPr>
       </w:pPr>
-      <w:bookmarkStart w:id="4" w:name="_Toc335908659"/>
+      <w:bookmarkStart w:id="5" w:name="_Toc336940824"/>
       <w:r>
         <w:t>Deliverables</w:t>
       </w:r>
-      <w:bookmarkEnd w:id="4"/>
+      <w:bookmarkEnd w:id="5"/>
     </w:p>
     <w:p>
       <w:pPr>
@@ -1978,12 +2630,7 @@
         </w:numPr>
       </w:pPr>
       <w:r>
-        <w:t>Several games as a proof of concept</w:t>
-      </w:r>
-      <w:bookmarkStart w:id="5" w:name="_GoBack"/>
-      <w:bookmarkEnd w:id="5"/>
-      <w:r>
-        <w:t xml:space="preserve"> </w:t>
+        <w:t xml:space="preserve">Several games as a proof of concept </w:t>
       </w:r>
     </w:p>
     <w:p>
@@ -1994,11 +2641,834 @@
           <w:numId w:val="5"/>
         </w:numPr>
       </w:pPr>
-      <w:bookmarkStart w:id="6" w:name="_Toc335908660"/>
-      <w:r>
+      <w:bookmarkStart w:id="6" w:name="_Toc336940825"/>
+      <w:r>
+        <w:lastRenderedPageBreak/>
         <w:t>Analysis of Proposed System</w:t>
       </w:r>
       <w:bookmarkEnd w:id="6"/>
+    </w:p>
+    <w:p>
+      <w:pPr>
+        <w:pStyle w:val="ListParagraph"/>
+        <w:keepNext/>
+        <w:keepLines/>
+        <w:numPr>
+          <w:ilvl w:val="0"/>
+          <w:numId w:val="6"/>
+        </w:numPr>
+        <w:spacing w:before="480" w:after="0"/>
+        <w:contextualSpacing w:val="0"/>
+        <w:outlineLvl w:val="0"/>
+        <w:rPr>
+          <w:rFonts w:asciiTheme="majorHAnsi" w:eastAsiaTheme="majorEastAsia" w:hAnsiTheme="majorHAnsi" w:cstheme="majorBidi"/>
+          <w:b/>
+          <w:bCs/>
+          <w:vanish/>
+          <w:color w:val="365F91" w:themeColor="accent1" w:themeShade="BF"/>
+          <w:sz w:val="28"/>
+          <w:szCs w:val="28"/>
+        </w:rPr>
+      </w:pPr>
+      <w:bookmarkStart w:id="7" w:name="_Toc336940826"/>
+      <w:bookmarkEnd w:id="7"/>
+    </w:p>
+    <w:p>
+      <w:pPr>
+        <w:pStyle w:val="ListParagraph"/>
+        <w:keepNext/>
+        <w:keepLines/>
+        <w:numPr>
+          <w:ilvl w:val="0"/>
+          <w:numId w:val="6"/>
+        </w:numPr>
+        <w:spacing w:before="480" w:after="0"/>
+        <w:contextualSpacing w:val="0"/>
+        <w:outlineLvl w:val="0"/>
+        <w:rPr>
+          <w:rFonts w:asciiTheme="majorHAnsi" w:eastAsiaTheme="majorEastAsia" w:hAnsiTheme="majorHAnsi" w:cstheme="majorBidi"/>
+          <w:b/>
+          <w:bCs/>
+          <w:vanish/>
+          <w:color w:val="365F91" w:themeColor="accent1" w:themeShade="BF"/>
+          <w:sz w:val="28"/>
+          <w:szCs w:val="28"/>
+        </w:rPr>
+      </w:pPr>
+      <w:bookmarkStart w:id="8" w:name="_Toc336940827"/>
+      <w:bookmarkEnd w:id="8"/>
+    </w:p>
+    <w:p>
+      <w:pPr>
+        <w:pStyle w:val="ListParagraph"/>
+        <w:keepNext/>
+        <w:keepLines/>
+        <w:numPr>
+          <w:ilvl w:val="0"/>
+          <w:numId w:val="6"/>
+        </w:numPr>
+        <w:spacing w:before="480" w:after="0"/>
+        <w:contextualSpacing w:val="0"/>
+        <w:outlineLvl w:val="0"/>
+        <w:rPr>
+          <w:rFonts w:asciiTheme="majorHAnsi" w:eastAsiaTheme="majorEastAsia" w:hAnsiTheme="majorHAnsi" w:cstheme="majorBidi"/>
+          <w:b/>
+          <w:bCs/>
+          <w:vanish/>
+          <w:color w:val="365F91" w:themeColor="accent1" w:themeShade="BF"/>
+          <w:sz w:val="28"/>
+          <w:szCs w:val="28"/>
+        </w:rPr>
+      </w:pPr>
+      <w:bookmarkStart w:id="9" w:name="_Toc336940828"/>
+      <w:bookmarkEnd w:id="9"/>
+    </w:p>
+    <w:p>
+      <w:pPr>
+        <w:pStyle w:val="ListParagraph"/>
+        <w:keepNext/>
+        <w:keepLines/>
+        <w:numPr>
+          <w:ilvl w:val="0"/>
+          <w:numId w:val="6"/>
+        </w:numPr>
+        <w:spacing w:before="480" w:after="0"/>
+        <w:contextualSpacing w:val="0"/>
+        <w:outlineLvl w:val="0"/>
+        <w:rPr>
+          <w:rFonts w:asciiTheme="majorHAnsi" w:eastAsiaTheme="majorEastAsia" w:hAnsiTheme="majorHAnsi" w:cstheme="majorBidi"/>
+          <w:b/>
+          <w:bCs/>
+          <w:vanish/>
+          <w:color w:val="365F91" w:themeColor="accent1" w:themeShade="BF"/>
+          <w:sz w:val="28"/>
+          <w:szCs w:val="28"/>
+        </w:rPr>
+      </w:pPr>
+      <w:bookmarkStart w:id="10" w:name="_Toc336940829"/>
+      <w:bookmarkEnd w:id="10"/>
+    </w:p>
+    <w:p>
+      <w:pPr>
+        <w:pStyle w:val="Heading2"/>
+      </w:pPr>
+      <w:bookmarkStart w:id="11" w:name="_Toc336940830"/>
+      <w:r>
+        <w:t>User of Games</w:t>
+      </w:r>
+      <w:bookmarkEnd w:id="11"/>
+    </w:p>
+    <w:p>
+      <w:pPr>
+        <w:keepNext/>
+      </w:pPr>
+      <w:r>
+        <w:tab/>
+      </w:r>
+      <w:r>
+        <w:rPr>
+          <w:noProof/>
+        </w:rPr>
+        <w:drawing>
+          <wp:inline distT="0" distB="0" distL="0" distR="0">
+            <wp:extent cx="5943600" cy="4438650"/>
+            <wp:effectExtent l="0" t="0" r="0" b="0"/>
+            <wp:docPr id="2" name="Picture 2" descr="C:\Users\Davidj\Documents\GitHub\STBMF\CONOPS\photo 7.JPG"/>
+            <wp:cNvGraphicFramePr>
+              <a:graphicFrameLocks xmlns:a="http://schemas.openxmlformats.org/drawingml/2006/main" noChangeAspect="1"/>
+            </wp:cNvGraphicFramePr>
+            <a:graphic xmlns:a="http://schemas.openxmlformats.org/drawingml/2006/main">
+              <a:graphicData uri="http://schemas.openxmlformats.org/drawingml/2006/picture">
+                <pic:pic xmlns:pic="http://schemas.openxmlformats.org/drawingml/2006/picture">
+                  <pic:nvPicPr>
+                    <pic:cNvPr id="0" name="Picture 2" descr="C:\Users\Davidj\Documents\GitHub\STBMF\CONOPS\photo 7.JPG"/>
+                    <pic:cNvPicPr>
+                      <a:picLocks noChangeAspect="1" noChangeArrowheads="1"/>
+                    </pic:cNvPicPr>
+                  </pic:nvPicPr>
+                  <pic:blipFill>
+                    <a:blip r:embed="rId8">
+                      <a:extLst>
+                        <a:ext uri="{28A0092B-C50C-407E-A947-70E740481C1C}">
+                          <a14:useLocalDpi xmlns:a14="http://schemas.microsoft.com/office/drawing/2010/main" val="0"/>
+                        </a:ext>
+                      </a:extLst>
+                    </a:blip>
+                    <a:srcRect/>
+                    <a:stretch>
+                      <a:fillRect/>
+                    </a:stretch>
+                  </pic:blipFill>
+                  <pic:spPr bwMode="auto">
+                    <a:xfrm>
+                      <a:off x="0" y="0"/>
+                      <a:ext cx="5943600" cy="4438650"/>
+                    </a:xfrm>
+                    <a:prstGeom prst="rect">
+                      <a:avLst/>
+                    </a:prstGeom>
+                    <a:noFill/>
+                    <a:ln>
+                      <a:noFill/>
+                    </a:ln>
+                  </pic:spPr>
+                </pic:pic>
+              </a:graphicData>
+            </a:graphic>
+          </wp:inline>
+        </w:drawing>
+      </w:r>
+    </w:p>
+    <w:p>
+      <w:pPr>
+        <w:pStyle w:val="Caption"/>
+      </w:pPr>
+      <w:bookmarkStart w:id="12" w:name="_Toc336940745"/>
+      <w:r>
+        <w:t xml:space="preserve">Figure </w:t>
+      </w:r>
+      <w:fldSimple w:instr=" SEQ Figure \* ARABIC ">
+        <w:r>
+          <w:rPr>
+            <w:noProof/>
+          </w:rPr>
+          <w:t>1</w:t>
+        </w:r>
+      </w:fldSimple>
+      <w:r>
+        <w:t xml:space="preserve"> - Main Menu</w:t>
+      </w:r>
+      <w:bookmarkEnd w:id="12"/>
+    </w:p>
+    <w:p>
+      <w:r>
+        <w:t xml:space="preserve">If a user decides to play a game while using their STB, they will pull up the main menu by pressing the Menu button on their remote control. Now, they will see an option called “My Apps”, and when scrolled over, a submenu will appear that shows Games. </w:t>
+      </w:r>
+    </w:p>
+    <w:p>
+      <w:pPr>
+        <w:keepNext/>
+      </w:pPr>
+      <w:r>
+        <w:rPr>
+          <w:noProof/>
+        </w:rPr>
+        <w:lastRenderedPageBreak/>
+        <w:drawing>
+          <wp:inline distT="0" distB="0" distL="0" distR="0" wp14:anchorId="10875EB2" wp14:editId="34489EB8">
+            <wp:extent cx="5943600" cy="4438650"/>
+            <wp:effectExtent l="0" t="0" r="0" b="0"/>
+            <wp:docPr id="4" name="Picture 4" descr="C:\Users\Davidj\Documents\GitHub\STBMF\CONOPS\photo 10.JPG"/>
+            <wp:cNvGraphicFramePr>
+              <a:graphicFrameLocks xmlns:a="http://schemas.openxmlformats.org/drawingml/2006/main" noChangeAspect="1"/>
+            </wp:cNvGraphicFramePr>
+            <a:graphic xmlns:a="http://schemas.openxmlformats.org/drawingml/2006/main">
+              <a:graphicData uri="http://schemas.openxmlformats.org/drawingml/2006/picture">
+                <pic:pic xmlns:pic="http://schemas.openxmlformats.org/drawingml/2006/picture">
+                  <pic:nvPicPr>
+                    <pic:cNvPr id="0" name="Picture 3" descr="C:\Users\Davidj\Documents\GitHub\STBMF\CONOPS\photo 10.JPG"/>
+                    <pic:cNvPicPr>
+                      <a:picLocks noChangeAspect="1" noChangeArrowheads="1"/>
+                    </pic:cNvPicPr>
+                  </pic:nvPicPr>
+                  <pic:blipFill>
+                    <a:blip r:embed="rId9">
+                      <a:extLst>
+                        <a:ext uri="{28A0092B-C50C-407E-A947-70E740481C1C}">
+                          <a14:useLocalDpi xmlns:a14="http://schemas.microsoft.com/office/drawing/2010/main" val="0"/>
+                        </a:ext>
+                      </a:extLst>
+                    </a:blip>
+                    <a:srcRect/>
+                    <a:stretch>
+                      <a:fillRect/>
+                    </a:stretch>
+                  </pic:blipFill>
+                  <pic:spPr bwMode="auto">
+                    <a:xfrm>
+                      <a:off x="0" y="0"/>
+                      <a:ext cx="5943600" cy="4438650"/>
+                    </a:xfrm>
+                    <a:prstGeom prst="rect">
+                      <a:avLst/>
+                    </a:prstGeom>
+                    <a:noFill/>
+                    <a:ln>
+                      <a:noFill/>
+                    </a:ln>
+                  </pic:spPr>
+                </pic:pic>
+              </a:graphicData>
+            </a:graphic>
+          </wp:inline>
+        </w:drawing>
+      </w:r>
+    </w:p>
+    <w:p>
+      <w:pPr>
+        <w:pStyle w:val="Caption"/>
+      </w:pPr>
+      <w:bookmarkStart w:id="13" w:name="_Toc336940746"/>
+      <w:r>
+        <w:t xml:space="preserve">Figure </w:t>
+      </w:r>
+      <w:fldSimple w:instr=" SEQ Figure \* ARABIC ">
+        <w:r>
+          <w:rPr>
+            <w:noProof/>
+          </w:rPr>
+          <w:t>2</w:t>
+        </w:r>
+      </w:fldSimple>
+      <w:r>
+        <w:t>- Apps submenu</w:t>
+      </w:r>
+      <w:bookmarkEnd w:id="13"/>
+    </w:p>
+    <w:p>
+      <w:r>
+        <w:t xml:space="preserve">Once the user scrolls over to the Apps submenu, they will be able to choose the Games App by pressing OK. </w:t>
+      </w:r>
+    </w:p>
+    <w:p>
+      <w:pPr>
+        <w:keepNext/>
+      </w:pPr>
+      <w:r>
+        <w:rPr>
+          <w:noProof/>
+        </w:rPr>
+        <w:lastRenderedPageBreak/>
+        <w:drawing>
+          <wp:inline distT="0" distB="0" distL="0" distR="0" wp14:anchorId="29144D15" wp14:editId="0ADDE1D8">
+            <wp:extent cx="5943600" cy="4438650"/>
+            <wp:effectExtent l="0" t="0" r="0" b="0"/>
+            <wp:docPr id="5" name="Picture 5" descr="C:\Users\Davidj\Documents\GitHub\STBMF\CONOPS\photo 11.JPG"/>
+            <wp:cNvGraphicFramePr>
+              <a:graphicFrameLocks xmlns:a="http://schemas.openxmlformats.org/drawingml/2006/main" noChangeAspect="1"/>
+            </wp:cNvGraphicFramePr>
+            <a:graphic xmlns:a="http://schemas.openxmlformats.org/drawingml/2006/main">
+              <a:graphicData uri="http://schemas.openxmlformats.org/drawingml/2006/picture">
+                <pic:pic xmlns:pic="http://schemas.openxmlformats.org/drawingml/2006/picture">
+                  <pic:nvPicPr>
+                    <pic:cNvPr id="0" name="Picture 4" descr="C:\Users\Davidj\Documents\GitHub\STBMF\CONOPS\photo 11.JPG"/>
+                    <pic:cNvPicPr>
+                      <a:picLocks noChangeAspect="1" noChangeArrowheads="1"/>
+                    </pic:cNvPicPr>
+                  </pic:nvPicPr>
+                  <pic:blipFill>
+                    <a:blip r:embed="rId10">
+                      <a:extLst>
+                        <a:ext uri="{28A0092B-C50C-407E-A947-70E740481C1C}">
+                          <a14:useLocalDpi xmlns:a14="http://schemas.microsoft.com/office/drawing/2010/main" val="0"/>
+                        </a:ext>
+                      </a:extLst>
+                    </a:blip>
+                    <a:srcRect/>
+                    <a:stretch>
+                      <a:fillRect/>
+                    </a:stretch>
+                  </pic:blipFill>
+                  <pic:spPr bwMode="auto">
+                    <a:xfrm>
+                      <a:off x="0" y="0"/>
+                      <a:ext cx="5943600" cy="4438650"/>
+                    </a:xfrm>
+                    <a:prstGeom prst="rect">
+                      <a:avLst/>
+                    </a:prstGeom>
+                    <a:noFill/>
+                    <a:ln>
+                      <a:noFill/>
+                    </a:ln>
+                  </pic:spPr>
+                </pic:pic>
+              </a:graphicData>
+            </a:graphic>
+          </wp:inline>
+        </w:drawing>
+      </w:r>
+    </w:p>
+    <w:p>
+      <w:pPr>
+        <w:pStyle w:val="Caption"/>
+      </w:pPr>
+      <w:bookmarkStart w:id="14" w:name="_Toc336940747"/>
+      <w:r>
+        <w:t xml:space="preserve">Figure </w:t>
+      </w:r>
+      <w:fldSimple w:instr=" SEQ Figure \* ARABIC ">
+        <w:r>
+          <w:rPr>
+            <w:noProof/>
+          </w:rPr>
+          <w:t>3</w:t>
+        </w:r>
+      </w:fldSimple>
+      <w:r>
+        <w:t>- Games submenu</w:t>
+      </w:r>
+      <w:bookmarkEnd w:id="14"/>
+    </w:p>
+    <w:p>
+      <w:r>
+        <w:t xml:space="preserve">Now that the user has entered the Games submenu, a list of games will appear. Here, there is only one game currently available, but each time this menu is entered, a new list will be retrieved from the server, so when there are more games available, the user will be able to see them. </w:t>
+      </w:r>
+      <w:r>
+        <w:t>Now that Tile Puzzle is selected, if the user hits OK on their remote, the game will be downloaded and started.</w:t>
+      </w:r>
+    </w:p>
+    <w:p>
+      <w:pPr>
+        <w:keepNext/>
+      </w:pPr>
+      <w:r>
+        <w:rPr>
+          <w:noProof/>
+        </w:rPr>
+        <w:lastRenderedPageBreak/>
+        <w:drawing>
+          <wp:inline distT="0" distB="0" distL="0" distR="0" wp14:anchorId="7F13FEC7" wp14:editId="3D22029E">
+            <wp:extent cx="5943600" cy="4438650"/>
+            <wp:effectExtent l="0" t="0" r="0" b="0"/>
+            <wp:docPr id="6" name="Picture 6" descr="C:\Users\Davidj\Documents\GitHub\STBMF\CONOPS\photo 6.JPG"/>
+            <wp:cNvGraphicFramePr>
+              <a:graphicFrameLocks xmlns:a="http://schemas.openxmlformats.org/drawingml/2006/main" noChangeAspect="1"/>
+            </wp:cNvGraphicFramePr>
+            <a:graphic xmlns:a="http://schemas.openxmlformats.org/drawingml/2006/main">
+              <a:graphicData uri="http://schemas.openxmlformats.org/drawingml/2006/picture">
+                <pic:pic xmlns:pic="http://schemas.openxmlformats.org/drawingml/2006/picture">
+                  <pic:nvPicPr>
+                    <pic:cNvPr id="0" name="Picture 5" descr="C:\Users\Davidj\Documents\GitHub\STBMF\CONOPS\photo 6.JPG"/>
+                    <pic:cNvPicPr>
+                      <a:picLocks noChangeAspect="1" noChangeArrowheads="1"/>
+                    </pic:cNvPicPr>
+                  </pic:nvPicPr>
+                  <pic:blipFill>
+                    <a:blip r:embed="rId11" cstate="print">
+                      <a:extLst>
+                        <a:ext uri="{28A0092B-C50C-407E-A947-70E740481C1C}">
+                          <a14:useLocalDpi xmlns:a14="http://schemas.microsoft.com/office/drawing/2010/main" val="0"/>
+                        </a:ext>
+                      </a:extLst>
+                    </a:blip>
+                    <a:srcRect/>
+                    <a:stretch>
+                      <a:fillRect/>
+                    </a:stretch>
+                  </pic:blipFill>
+                  <pic:spPr bwMode="auto">
+                    <a:xfrm>
+                      <a:off x="0" y="0"/>
+                      <a:ext cx="5943600" cy="4438650"/>
+                    </a:xfrm>
+                    <a:prstGeom prst="rect">
+                      <a:avLst/>
+                    </a:prstGeom>
+                    <a:noFill/>
+                    <a:ln>
+                      <a:noFill/>
+                    </a:ln>
+                  </pic:spPr>
+                </pic:pic>
+              </a:graphicData>
+            </a:graphic>
+          </wp:inline>
+        </w:drawing>
+      </w:r>
+    </w:p>
+    <w:p>
+      <w:pPr>
+        <w:pStyle w:val="Caption"/>
+      </w:pPr>
+      <w:bookmarkStart w:id="15" w:name="_Toc336940748"/>
+      <w:r>
+        <w:t xml:space="preserve">Figure </w:t>
+      </w:r>
+      <w:fldSimple w:instr=" SEQ Figure \* ARABIC ">
+        <w:r>
+          <w:rPr>
+            <w:noProof/>
+          </w:rPr>
+          <w:t>4</w:t>
+        </w:r>
+      </w:fldSimple>
+      <w:r>
+        <w:t xml:space="preserve"> - New Tile Puzzle Game</w:t>
+      </w:r>
+      <w:bookmarkEnd w:id="15"/>
+    </w:p>
+    <w:p>
+      <w:r>
+        <w:t>For all games, there will be a menu on the left, as shown above, with a set of static base commands. Here, we can start a new game, change settings, view statistics, or exit the game. If the user hits the Info button on their remote control, a help screen will also appear. Each game can add options to this menu, but cannot remove these base options.</w:t>
+      </w:r>
+    </w:p>
+    <w:p>
+      <w:pPr>
+        <w:keepNext/>
+      </w:pPr>
+      <w:r>
+        <w:rPr>
+          <w:noProof/>
+        </w:rPr>
+        <w:lastRenderedPageBreak/>
+        <w:drawing>
+          <wp:inline distT="0" distB="0" distL="0" distR="0" wp14:anchorId="7B5DAD1C" wp14:editId="53C70707">
+            <wp:extent cx="5943600" cy="4438650"/>
+            <wp:effectExtent l="0" t="0" r="0" b="0"/>
+            <wp:docPr id="7" name="Picture 7" descr="C:\Users\Davidj\Documents\GitHub\STBMF\CONOPS\photo 3.JPG"/>
+            <wp:cNvGraphicFramePr>
+              <a:graphicFrameLocks xmlns:a="http://schemas.openxmlformats.org/drawingml/2006/main" noChangeAspect="1"/>
+            </wp:cNvGraphicFramePr>
+            <a:graphic xmlns:a="http://schemas.openxmlformats.org/drawingml/2006/main">
+              <a:graphicData uri="http://schemas.openxmlformats.org/drawingml/2006/picture">
+                <pic:pic xmlns:pic="http://schemas.openxmlformats.org/drawingml/2006/picture">
+                  <pic:nvPicPr>
+                    <pic:cNvPr id="0" name="Picture 6" descr="C:\Users\Davidj\Documents\GitHub\STBMF\CONOPS\photo 3.JPG"/>
+                    <pic:cNvPicPr>
+                      <a:picLocks noChangeAspect="1" noChangeArrowheads="1"/>
+                    </pic:cNvPicPr>
+                  </pic:nvPicPr>
+                  <pic:blipFill>
+                    <a:blip r:embed="rId12" cstate="print">
+                      <a:extLst>
+                        <a:ext uri="{28A0092B-C50C-407E-A947-70E740481C1C}">
+                          <a14:useLocalDpi xmlns:a14="http://schemas.microsoft.com/office/drawing/2010/main" val="0"/>
+                        </a:ext>
+                      </a:extLst>
+                    </a:blip>
+                    <a:srcRect/>
+                    <a:stretch>
+                      <a:fillRect/>
+                    </a:stretch>
+                  </pic:blipFill>
+                  <pic:spPr bwMode="auto">
+                    <a:xfrm>
+                      <a:off x="0" y="0"/>
+                      <a:ext cx="5943600" cy="4438650"/>
+                    </a:xfrm>
+                    <a:prstGeom prst="rect">
+                      <a:avLst/>
+                    </a:prstGeom>
+                    <a:noFill/>
+                    <a:ln>
+                      <a:noFill/>
+                    </a:ln>
+                  </pic:spPr>
+                </pic:pic>
+              </a:graphicData>
+            </a:graphic>
+          </wp:inline>
+        </w:drawing>
+      </w:r>
+    </w:p>
+    <w:p>
+      <w:pPr>
+        <w:pStyle w:val="Caption"/>
+      </w:pPr>
+      <w:bookmarkStart w:id="16" w:name="_Toc336940749"/>
+      <w:r>
+        <w:t xml:space="preserve">Figure </w:t>
+      </w:r>
+      <w:fldSimple w:instr=" SEQ Figure \* ARABIC ">
+        <w:r>
+          <w:rPr>
+            <w:noProof/>
+          </w:rPr>
+          <w:t>5</w:t>
+        </w:r>
+      </w:fldSimple>
+      <w:r>
+        <w:t xml:space="preserve"> - Settings Popover</w:t>
+      </w:r>
+      <w:bookmarkEnd w:id="16"/>
+    </w:p>
+    <w:p>
+      <w:r>
+        <w:t>When</w:t>
+      </w:r>
+      <w:r>
+        <w:t xml:space="preserve"> the</w:t>
+      </w:r>
+      <w:r>
+        <w:t xml:space="preserve"> </w:t>
+      </w:r>
+      <w:r>
+        <w:t>settings option is</w:t>
+      </w:r>
+      <w:r>
+        <w:t xml:space="preserve"> pressed, a simple popover is brought up so the user can change personal prefer</w:t>
+      </w:r>
+      <w:r>
+        <w:t xml:space="preserve">ences, </w:t>
+      </w:r>
+      <w:r>
+        <w:t>difficulties, levels, etc. Here, when the user is done, they can either hit OK to save changes or Cancel to discard the changes and resume play.</w:t>
+      </w:r>
+    </w:p>
+    <w:p>
+      <w:pPr>
+        <w:keepNext/>
+      </w:pPr>
+      <w:r>
+        <w:rPr>
+          <w:noProof/>
+        </w:rPr>
+        <w:lastRenderedPageBreak/>
+        <w:drawing>
+          <wp:inline distT="0" distB="0" distL="0" distR="0" wp14:anchorId="3F7D076F" wp14:editId="3A92F328">
+            <wp:extent cx="5943600" cy="4438650"/>
+            <wp:effectExtent l="0" t="0" r="0" b="0"/>
+            <wp:docPr id="8" name="Picture 8" descr="C:\Users\Davidj\Documents\GitHub\STBMF\CONOPS\photo 4.JPG"/>
+            <wp:cNvGraphicFramePr>
+              <a:graphicFrameLocks xmlns:a="http://schemas.openxmlformats.org/drawingml/2006/main" noChangeAspect="1"/>
+            </wp:cNvGraphicFramePr>
+            <a:graphic xmlns:a="http://schemas.openxmlformats.org/drawingml/2006/main">
+              <a:graphicData uri="http://schemas.openxmlformats.org/drawingml/2006/picture">
+                <pic:pic xmlns:pic="http://schemas.openxmlformats.org/drawingml/2006/picture">
+                  <pic:nvPicPr>
+                    <pic:cNvPr id="0" name="Picture 7" descr="C:\Users\Davidj\Documents\GitHub\STBMF\CONOPS\photo 4.JPG"/>
+                    <pic:cNvPicPr>
+                      <a:picLocks noChangeAspect="1" noChangeArrowheads="1"/>
+                    </pic:cNvPicPr>
+                  </pic:nvPicPr>
+                  <pic:blipFill>
+                    <a:blip r:embed="rId13" cstate="print">
+                      <a:extLst>
+                        <a:ext uri="{28A0092B-C50C-407E-A947-70E740481C1C}">
+                          <a14:useLocalDpi xmlns:a14="http://schemas.microsoft.com/office/drawing/2010/main" val="0"/>
+                        </a:ext>
+                      </a:extLst>
+                    </a:blip>
+                    <a:srcRect/>
+                    <a:stretch>
+                      <a:fillRect/>
+                    </a:stretch>
+                  </pic:blipFill>
+                  <pic:spPr bwMode="auto">
+                    <a:xfrm>
+                      <a:off x="0" y="0"/>
+                      <a:ext cx="5943600" cy="4438650"/>
+                    </a:xfrm>
+                    <a:prstGeom prst="rect">
+                      <a:avLst/>
+                    </a:prstGeom>
+                    <a:noFill/>
+                    <a:ln>
+                      <a:noFill/>
+                    </a:ln>
+                  </pic:spPr>
+                </pic:pic>
+              </a:graphicData>
+            </a:graphic>
+          </wp:inline>
+        </w:drawing>
+      </w:r>
+    </w:p>
+    <w:p>
+      <w:pPr>
+        <w:pStyle w:val="Caption"/>
+      </w:pPr>
+      <w:bookmarkStart w:id="17" w:name="_Toc336940750"/>
+      <w:r>
+        <w:t xml:space="preserve">Figure </w:t>
+      </w:r>
+      <w:fldSimple w:instr=" SEQ Figure \* ARABIC ">
+        <w:r>
+          <w:rPr>
+            <w:noProof/>
+          </w:rPr>
+          <w:t>6</w:t>
+        </w:r>
+      </w:fldSimple>
+      <w:r>
+        <w:t xml:space="preserve"> - Statistics Popover</w:t>
+      </w:r>
+      <w:bookmarkEnd w:id="17"/>
+    </w:p>
+    <w:p>
+      <w:r>
+        <w:t>If the user wants to see their statistics of a game, they can bring up the statistics popover and view different stats that cover the lifetime of the game, or since the last reset. When the user is done, they can either select the Ok option or hit Exit on their remote. If a user feels the need to reset the statistics, they can also do this by selecting the Reset option.</w:t>
+      </w:r>
+    </w:p>
+    <w:p>
+      <w:pPr>
+        <w:keepNext/>
+      </w:pPr>
+      <w:r>
+        <w:rPr>
+          <w:noProof/>
+        </w:rPr>
+        <w:lastRenderedPageBreak/>
+        <w:drawing>
+          <wp:inline distT="0" distB="0" distL="0" distR="0" wp14:anchorId="1318BD16" wp14:editId="371AB56E">
+            <wp:extent cx="5943600" cy="4438650"/>
+            <wp:effectExtent l="0" t="0" r="0" b="0"/>
+            <wp:docPr id="9" name="Picture 9" descr="C:\Users\Davidj\Documents\GitHub\STBMF\CONOPS\photo 2.JPG"/>
+            <wp:cNvGraphicFramePr>
+              <a:graphicFrameLocks xmlns:a="http://schemas.openxmlformats.org/drawingml/2006/main" noChangeAspect="1"/>
+            </wp:cNvGraphicFramePr>
+            <a:graphic xmlns:a="http://schemas.openxmlformats.org/drawingml/2006/main">
+              <a:graphicData uri="http://schemas.openxmlformats.org/drawingml/2006/picture">
+                <pic:pic xmlns:pic="http://schemas.openxmlformats.org/drawingml/2006/picture">
+                  <pic:nvPicPr>
+                    <pic:cNvPr id="0" name="Picture 8" descr="C:\Users\Davidj\Documents\GitHub\STBMF\CONOPS\photo 2.JPG"/>
+                    <pic:cNvPicPr>
+                      <a:picLocks noChangeAspect="1" noChangeArrowheads="1"/>
+                    </pic:cNvPicPr>
+                  </pic:nvPicPr>
+                  <pic:blipFill>
+                    <a:blip r:embed="rId14" cstate="print">
+                      <a:extLst>
+                        <a:ext uri="{28A0092B-C50C-407E-A947-70E740481C1C}">
+                          <a14:useLocalDpi xmlns:a14="http://schemas.microsoft.com/office/drawing/2010/main" val="0"/>
+                        </a:ext>
+                      </a:extLst>
+                    </a:blip>
+                    <a:srcRect/>
+                    <a:stretch>
+                      <a:fillRect/>
+                    </a:stretch>
+                  </pic:blipFill>
+                  <pic:spPr bwMode="auto">
+                    <a:xfrm>
+                      <a:off x="0" y="0"/>
+                      <a:ext cx="5943600" cy="4438650"/>
+                    </a:xfrm>
+                    <a:prstGeom prst="rect">
+                      <a:avLst/>
+                    </a:prstGeom>
+                    <a:noFill/>
+                    <a:ln>
+                      <a:noFill/>
+                    </a:ln>
+                  </pic:spPr>
+                </pic:pic>
+              </a:graphicData>
+            </a:graphic>
+          </wp:inline>
+        </w:drawing>
+      </w:r>
+    </w:p>
+    <w:p>
+      <w:pPr>
+        <w:pStyle w:val="Caption"/>
+      </w:pPr>
+      <w:bookmarkStart w:id="18" w:name="_Toc336940751"/>
+      <w:r>
+        <w:t xml:space="preserve">Figure </w:t>
+      </w:r>
+      <w:fldSimple w:instr=" SEQ Figure \* ARABIC ">
+        <w:r>
+          <w:rPr>
+            <w:noProof/>
+          </w:rPr>
+          <w:t>7</w:t>
+        </w:r>
+      </w:fldSimple>
+      <w:r>
+        <w:t xml:space="preserve"> - Help Popover</w:t>
+      </w:r>
+      <w:bookmarkEnd w:id="18"/>
+    </w:p>
+    <w:p>
+      <w:r>
+        <w:t xml:space="preserve">At any time during gameplay, the user can hit the Info button their remote and bring up the Help popover. </w:t>
+      </w:r>
+      <w:r>
+        <w:t>When the user is done reading and wants to return to the game, any button press will exit the popover.</w:t>
+      </w:r>
+    </w:p>
+    <w:p>
+      <w:pPr>
+        <w:keepNext/>
+      </w:pPr>
+      <w:r>
+        <w:rPr>
+          <w:noProof/>
+        </w:rPr>
+        <w:lastRenderedPageBreak/>
+        <w:drawing>
+          <wp:inline distT="0" distB="0" distL="0" distR="0" wp14:anchorId="4C488E32" wp14:editId="1683EC5C">
+            <wp:extent cx="5943600" cy="4438650"/>
+            <wp:effectExtent l="0" t="0" r="0" b="0"/>
+            <wp:docPr id="10" name="Picture 10" descr="C:\Users\Davidj\Documents\GitHub\STBMF\CONOPS\photo 5.JPG"/>
+            <wp:cNvGraphicFramePr>
+              <a:graphicFrameLocks xmlns:a="http://schemas.openxmlformats.org/drawingml/2006/main" noChangeAspect="1"/>
+            </wp:cNvGraphicFramePr>
+            <a:graphic xmlns:a="http://schemas.openxmlformats.org/drawingml/2006/main">
+              <a:graphicData uri="http://schemas.openxmlformats.org/drawingml/2006/picture">
+                <pic:pic xmlns:pic="http://schemas.openxmlformats.org/drawingml/2006/picture">
+                  <pic:nvPicPr>
+                    <pic:cNvPr id="0" name="Picture 9" descr="C:\Users\Davidj\Documents\GitHub\STBMF\CONOPS\photo 5.JPG"/>
+                    <pic:cNvPicPr>
+                      <a:picLocks noChangeAspect="1" noChangeArrowheads="1"/>
+                    </pic:cNvPicPr>
+                  </pic:nvPicPr>
+                  <pic:blipFill>
+                    <a:blip r:embed="rId15" cstate="print">
+                      <a:extLst>
+                        <a:ext uri="{28A0092B-C50C-407E-A947-70E740481C1C}">
+                          <a14:useLocalDpi xmlns:a14="http://schemas.microsoft.com/office/drawing/2010/main" val="0"/>
+                        </a:ext>
+                      </a:extLst>
+                    </a:blip>
+                    <a:srcRect/>
+                    <a:stretch>
+                      <a:fillRect/>
+                    </a:stretch>
+                  </pic:blipFill>
+                  <pic:spPr bwMode="auto">
+                    <a:xfrm>
+                      <a:off x="0" y="0"/>
+                      <a:ext cx="5943600" cy="4438650"/>
+                    </a:xfrm>
+                    <a:prstGeom prst="rect">
+                      <a:avLst/>
+                    </a:prstGeom>
+                    <a:noFill/>
+                    <a:ln>
+                      <a:noFill/>
+                    </a:ln>
+                  </pic:spPr>
+                </pic:pic>
+              </a:graphicData>
+            </a:graphic>
+          </wp:inline>
+        </w:drawing>
+      </w:r>
+    </w:p>
+    <w:p>
+      <w:pPr>
+        <w:pStyle w:val="Caption"/>
+      </w:pPr>
+      <w:bookmarkStart w:id="19" w:name="_Toc336940752"/>
+      <w:r>
+        <w:t xml:space="preserve">Figure </w:t>
+      </w:r>
+      <w:fldSimple w:instr=" SEQ Figure \* ARABIC ">
+        <w:r>
+          <w:rPr>
+            <w:noProof/>
+          </w:rPr>
+          <w:t>8</w:t>
+        </w:r>
+      </w:fldSimple>
+      <w:r>
+        <w:t xml:space="preserve"> – Gameplay</w:t>
+      </w:r>
+      <w:bookmarkEnd w:id="19"/>
+    </w:p>
+    <w:p>
+      <w:r>
+        <w:t>To the right of the menu, the actual gameplay will take place. Here, arrow keys on the remote will assist the user in playing the game</w:t>
+      </w:r>
+      <w:r>
+        <w:t xml:space="preserve">. Remote control buttons functions will vary on each game, but each game should have a similar feel and the user should not have to completely relearn how to play each game. </w:t>
+      </w:r>
+      <w:r>
+        <w:t>At any time during the game, the user can press the Menu button and the focus of the game will return to the menu on the left. To return focus to the game, the user must press the right arrow button. Also, by pressing the Exit key at any time in the game (other than the Help menu), the game will exit and the user will be brought back to their previously tuned channel.</w:t>
+      </w:r>
     </w:p>
     <w:p>
       <w:pPr>
@@ -2008,140 +3478,16 @@
           <w:numId w:val="5"/>
         </w:numPr>
       </w:pPr>
-      <w:bookmarkStart w:id="7" w:name="_Toc335908661"/>
+      <w:bookmarkStart w:id="20" w:name="_Toc336940831"/>
       <w:r>
         <w:t>Summary of Impacts</w:t>
       </w:r>
-      <w:bookmarkEnd w:id="7"/>
-    </w:p>
-    <w:p/>
-    <w:p>
-      <w:pPr>
-        <w:autoSpaceDE w:val="0"/>
-        <w:autoSpaceDN w:val="0"/>
-        <w:adjustRightInd w:val="0"/>
-        <w:spacing w:after="0" w:line="240" w:lineRule="auto"/>
-        <w:rPr>
-          <w:rFonts w:ascii="CMSS12" w:hAnsi="CMSS12" w:cs="CMSS12"/>
-          <w:color w:val="F7CE03"/>
-          <w:sz w:val="29"/>
-          <w:szCs w:val="29"/>
-        </w:rPr>
-      </w:pPr>
-    </w:p>
-    <w:p>
-      <w:pPr>
-        <w:autoSpaceDE w:val="0"/>
-        <w:autoSpaceDN w:val="0"/>
-        <w:adjustRightInd w:val="0"/>
-        <w:spacing w:after="0" w:line="240" w:lineRule="auto"/>
-        <w:rPr>
-          <w:rFonts w:ascii="CMSS12" w:hAnsi="CMSS12" w:cs="CMSS12"/>
-          <w:color w:val="F7CE03"/>
-          <w:sz w:val="29"/>
-          <w:szCs w:val="29"/>
-        </w:rPr>
-      </w:pPr>
-    </w:p>
-    <w:p>
-      <w:pPr>
-        <w:autoSpaceDE w:val="0"/>
-        <w:autoSpaceDN w:val="0"/>
-        <w:adjustRightInd w:val="0"/>
-        <w:spacing w:after="0" w:line="240" w:lineRule="auto"/>
-        <w:rPr>
-          <w:rFonts w:ascii="CMSS12" w:hAnsi="CMSS12" w:cs="CMSS12"/>
-          <w:color w:val="F7CE03"/>
-          <w:sz w:val="29"/>
-          <w:szCs w:val="29"/>
-        </w:rPr>
-      </w:pPr>
-    </w:p>
-    <w:p>
-      <w:pPr>
-        <w:autoSpaceDE w:val="0"/>
-        <w:autoSpaceDN w:val="0"/>
-        <w:adjustRightInd w:val="0"/>
-        <w:spacing w:after="0" w:line="240" w:lineRule="auto"/>
-        <w:rPr>
-          <w:rFonts w:ascii="CMSS12" w:hAnsi="CMSS12" w:cs="CMSS12"/>
-          <w:color w:val="F7CE03"/>
-          <w:sz w:val="29"/>
-          <w:szCs w:val="29"/>
-        </w:rPr>
-      </w:pPr>
-    </w:p>
-    <w:p>
-      <w:pPr>
-        <w:autoSpaceDE w:val="0"/>
-        <w:autoSpaceDN w:val="0"/>
-        <w:adjustRightInd w:val="0"/>
-        <w:spacing w:after="0" w:line="240" w:lineRule="auto"/>
-        <w:rPr>
-          <w:rFonts w:ascii="CMSS12" w:hAnsi="CMSS12" w:cs="CMSS12"/>
-          <w:color w:val="F7CE03"/>
-          <w:sz w:val="29"/>
-          <w:szCs w:val="29"/>
-        </w:rPr>
-      </w:pPr>
-    </w:p>
-    <w:p>
-      <w:pPr>
-        <w:autoSpaceDE w:val="0"/>
-        <w:autoSpaceDN w:val="0"/>
-        <w:adjustRightInd w:val="0"/>
-        <w:spacing w:after="0" w:line="240" w:lineRule="auto"/>
-        <w:rPr>
-          <w:rFonts w:ascii="CMSS12" w:hAnsi="CMSS12" w:cs="CMSS12"/>
-          <w:color w:val="F7CE03"/>
-          <w:sz w:val="29"/>
-          <w:szCs w:val="29"/>
-        </w:rPr>
-      </w:pPr>
-    </w:p>
-    <w:p>
-      <w:pPr>
-        <w:autoSpaceDE w:val="0"/>
-        <w:autoSpaceDN w:val="0"/>
-        <w:adjustRightInd w:val="0"/>
-        <w:spacing w:after="0" w:line="240" w:lineRule="auto"/>
-        <w:rPr>
-          <w:rFonts w:ascii="CMSS12" w:hAnsi="CMSS12" w:cs="CMSS12"/>
-          <w:color w:val="F7CE03"/>
-          <w:sz w:val="29"/>
-          <w:szCs w:val="29"/>
-        </w:rPr>
-      </w:pPr>
-    </w:p>
-    <w:p>
-      <w:pPr>
-        <w:autoSpaceDE w:val="0"/>
-        <w:autoSpaceDN w:val="0"/>
-        <w:adjustRightInd w:val="0"/>
-        <w:spacing w:after="0" w:line="240" w:lineRule="auto"/>
-        <w:rPr>
-          <w:rFonts w:ascii="CMSS12" w:hAnsi="CMSS12" w:cs="CMSS12"/>
-          <w:color w:val="F7CE03"/>
-          <w:sz w:val="29"/>
-          <w:szCs w:val="29"/>
-        </w:rPr>
-      </w:pPr>
-    </w:p>
-    <w:p>
-      <w:pPr>
-        <w:autoSpaceDE w:val="0"/>
-        <w:autoSpaceDN w:val="0"/>
-        <w:adjustRightInd w:val="0"/>
-        <w:spacing w:after="0" w:line="240" w:lineRule="auto"/>
-        <w:rPr>
-          <w:rFonts w:ascii="CMSS12" w:hAnsi="CMSS12" w:cs="CMSS12"/>
-          <w:color w:val="F7CE03"/>
-          <w:sz w:val="29"/>
-          <w:szCs w:val="29"/>
-        </w:rPr>
-      </w:pPr>
-    </w:p>
-    <w:p/>
+      <w:bookmarkEnd w:id="20"/>
+    </w:p>
+    <w:p>
+      <w:bookmarkStart w:id="21" w:name="_GoBack"/>
+      <w:bookmarkEnd w:id="21"/>
+    </w:p>
     <w:sectPr>
       <w:pgSz w:w="12240" w:h="15840"/>
       <w:pgMar w:top="1440" w:right="1440" w:bottom="1440" w:left="1440" w:header="720" w:footer="720" w:gutter="0"/>
@@ -3687,6 +5033,49 @@
       <w:szCs w:val="24"/>
     </w:rPr>
   </w:style>
+  <w:style w:type="paragraph" w:styleId="Caption">
+    <w:name w:val="caption"/>
+    <w:basedOn w:val="Normal"/>
+    <w:next w:val="Normal"/>
+    <w:uiPriority w:val="35"/>
+    <w:unhideWhenUsed/>
+    <w:qFormat/>
+    <w:rsid w:val="00A67820"/>
+    <w:pPr>
+      <w:spacing w:line="240" w:lineRule="auto"/>
+    </w:pPr>
+    <w:rPr>
+      <w:b/>
+      <w:bCs/>
+      <w:color w:val="4F81BD" w:themeColor="accent1"/>
+      <w:sz w:val="18"/>
+      <w:szCs w:val="18"/>
+    </w:rPr>
+  </w:style>
+  <w:style w:type="paragraph" w:styleId="TableofFigures">
+    <w:name w:val="table of figures"/>
+    <w:basedOn w:val="Normal"/>
+    <w:next w:val="Normal"/>
+    <w:uiPriority w:val="99"/>
+    <w:unhideWhenUsed/>
+    <w:rsid w:val="00A001BE"/>
+    <w:pPr>
+      <w:spacing w:after="0"/>
+    </w:pPr>
+  </w:style>
+  <w:style w:type="paragraph" w:styleId="TOC2">
+    <w:name w:val="toc 2"/>
+    <w:basedOn w:val="Normal"/>
+    <w:next w:val="Normal"/>
+    <w:autoRedefine/>
+    <w:uiPriority w:val="39"/>
+    <w:unhideWhenUsed/>
+    <w:rsid w:val="00A001BE"/>
+    <w:pPr>
+      <w:spacing w:after="100"/>
+      <w:ind w:left="220"/>
+    </w:pPr>
+  </w:style>
 </w:styles>
 </file>
 
@@ -4444,6 +5833,49 @@
       <w:sz w:val="24"/>
       <w:szCs w:val="24"/>
     </w:rPr>
+  </w:style>
+  <w:style w:type="paragraph" w:styleId="Caption">
+    <w:name w:val="caption"/>
+    <w:basedOn w:val="Normal"/>
+    <w:next w:val="Normal"/>
+    <w:uiPriority w:val="35"/>
+    <w:unhideWhenUsed/>
+    <w:qFormat/>
+    <w:rsid w:val="00A67820"/>
+    <w:pPr>
+      <w:spacing w:line="240" w:lineRule="auto"/>
+    </w:pPr>
+    <w:rPr>
+      <w:b/>
+      <w:bCs/>
+      <w:color w:val="4F81BD" w:themeColor="accent1"/>
+      <w:sz w:val="18"/>
+      <w:szCs w:val="18"/>
+    </w:rPr>
+  </w:style>
+  <w:style w:type="paragraph" w:styleId="TableofFigures">
+    <w:name w:val="table of figures"/>
+    <w:basedOn w:val="Normal"/>
+    <w:next w:val="Normal"/>
+    <w:uiPriority w:val="99"/>
+    <w:unhideWhenUsed/>
+    <w:rsid w:val="00A001BE"/>
+    <w:pPr>
+      <w:spacing w:after="0"/>
+    </w:pPr>
+  </w:style>
+  <w:style w:type="paragraph" w:styleId="TOC2">
+    <w:name w:val="toc 2"/>
+    <w:basedOn w:val="Normal"/>
+    <w:next w:val="Normal"/>
+    <w:autoRedefine/>
+    <w:uiPriority w:val="39"/>
+    <w:unhideWhenUsed/>
+    <w:rsid w:val="00A001BE"/>
+    <w:pPr>
+      <w:spacing w:after="100"/>
+      <w:ind w:left="220"/>
+    </w:pPr>
   </w:style>
 </w:styles>
 </file>
@@ -4738,7 +6170,7 @@
 </file>
 
 <file path=customXml/itemProps1.xml><?xml version="1.0" encoding="utf-8"?>
-<ds:datastoreItem xmlns:ds="http://schemas.openxmlformats.org/officeDocument/2006/customXml" ds:itemID="{C0B198F8-3127-4AD2-AEE6-A901CA55347C}">
+<ds:datastoreItem xmlns:ds="http://schemas.openxmlformats.org/officeDocument/2006/customXml" ds:itemID="{D19A9976-94A3-4990-B11C-667A55662D71}">
   <ds:schemaRefs>
     <ds:schemaRef ds:uri="http://schemas.openxmlformats.org/officeDocument/2006/bibliography"/>
   </ds:schemaRefs>

--- a/srDesign_CONOPS.docx
+++ b/srDesign_CONOPS.docx
@@ -890,48 +890,34 @@
           <w:r>
             <w:fldChar w:fldCharType="separate"/>
           </w:r>
-          <w:hyperlink w:anchor="_Toc336940819" w:history="1">
+          <w:hyperlink w:anchor="_Toc336947266" w:history="1">
             <w:r>
               <w:rPr>
                 <w:rStyle w:val="Hyperlink"/>
                 <w:noProof/>
               </w:rPr>
-              <w:t>1.</w:t>
-            </w:r>
-            <w:r>
-              <w:rPr>
-                <w:rFonts w:eastAsiaTheme="minorEastAsia"/>
-                <w:noProof/>
+              <w:t>Table of Figures</w:t>
+            </w:r>
+            <w:r>
+              <w:rPr>
+                <w:noProof/>
+                <w:webHidden/>
               </w:rPr>
               <w:tab/>
             </w:r>
             <w:r>
               <w:rPr>
-                <w:rStyle w:val="Hyperlink"/>
-                <w:noProof/>
-              </w:rPr>
-              <w:t>Scope</w:t>
-            </w:r>
-            <w:r>
-              <w:rPr>
                 <w:noProof/>
                 <w:webHidden/>
               </w:rPr>
-              <w:tab/>
+              <w:fldChar w:fldCharType="begin"/>
             </w:r>
             <w:r>
               <w:rPr>
                 <w:noProof/>
                 <w:webHidden/>
               </w:rPr>
-              <w:fldChar w:fldCharType="begin"/>
-            </w:r>
-            <w:r>
-              <w:rPr>
-                <w:noProof/>
-                <w:webHidden/>
-              </w:rPr>
-              <w:instrText xml:space="preserve"> PAGEREF _Toc336940819 \h </w:instrText>
+              <w:instrText xml:space="preserve"> PAGEREF _Toc336947266 \h </w:instrText>
             </w:r>
             <w:r>
               <w:rPr>
@@ -970,13 +956,13 @@
               <w:noProof/>
             </w:rPr>
           </w:pPr>
-          <w:hyperlink w:anchor="_Toc336940820" w:history="1">
+          <w:hyperlink w:anchor="_Toc336947267" w:history="1">
             <w:r>
               <w:rPr>
                 <w:rStyle w:val="Hyperlink"/>
                 <w:noProof/>
               </w:rPr>
-              <w:t>2.</w:t>
+              <w:t>1.</w:t>
             </w:r>
             <w:r>
               <w:rPr>
@@ -990,7 +976,7 @@
                 <w:rStyle w:val="Hyperlink"/>
                 <w:noProof/>
               </w:rPr>
-              <w:t>Reference Documents</w:t>
+              <w:t>Scope</w:t>
             </w:r>
             <w:r>
               <w:rPr>
@@ -1011,7 +997,7 @@
                 <w:noProof/>
                 <w:webHidden/>
               </w:rPr>
-              <w:instrText xml:space="preserve"> PAGEREF _Toc336940820 \h </w:instrText>
+              <w:instrText xml:space="preserve"> PAGEREF _Toc336947267 \h </w:instrText>
             </w:r>
             <w:r>
               <w:rPr>
@@ -1031,7 +1017,7 @@
                 <w:noProof/>
                 <w:webHidden/>
               </w:rPr>
-              <w:t>3</w:t>
+              <w:t>2</w:t>
             </w:r>
             <w:r>
               <w:rPr>
@@ -1050,13 +1036,13 @@
               <w:noProof/>
             </w:rPr>
           </w:pPr>
-          <w:hyperlink w:anchor="_Toc336940822" w:history="1">
+          <w:hyperlink w:anchor="_Toc336947268" w:history="1">
             <w:r>
               <w:rPr>
                 <w:rStyle w:val="Hyperlink"/>
                 <w:noProof/>
               </w:rPr>
-              <w:t>3.</w:t>
+              <w:t>2.</w:t>
             </w:r>
             <w:r>
               <w:rPr>
@@ -1070,7 +1056,7 @@
                 <w:rStyle w:val="Hyperlink"/>
                 <w:noProof/>
               </w:rPr>
-              <w:t>Current System</w:t>
+              <w:t>Reference Documents</w:t>
             </w:r>
             <w:r>
               <w:rPr>
@@ -1091,7 +1077,7 @@
                 <w:noProof/>
                 <w:webHidden/>
               </w:rPr>
-              <w:instrText xml:space="preserve"> PAGEREF _Toc336940822 \h </w:instrText>
+              <w:instrText xml:space="preserve"> PAGEREF _Toc336947268 \h </w:instrText>
             </w:r>
             <w:r>
               <w:rPr>
@@ -1111,7 +1097,7 @@
                 <w:noProof/>
                 <w:webHidden/>
               </w:rPr>
-              <w:t>3</w:t>
+              <w:t>2</w:t>
             </w:r>
             <w:r>
               <w:rPr>
@@ -1130,13 +1116,13 @@
               <w:noProof/>
             </w:rPr>
           </w:pPr>
-          <w:hyperlink w:anchor="_Toc336940823" w:history="1">
+          <w:hyperlink w:anchor="_Toc336947270" w:history="1">
             <w:r>
               <w:rPr>
                 <w:rStyle w:val="Hyperlink"/>
                 <w:noProof/>
               </w:rPr>
-              <w:t>4.</w:t>
+              <w:t>3.</w:t>
             </w:r>
             <w:r>
               <w:rPr>
@@ -1150,7 +1136,7 @@
                 <w:rStyle w:val="Hyperlink"/>
                 <w:noProof/>
               </w:rPr>
-              <w:t>Justification and nature of proposed changes</w:t>
+              <w:t>Current System</w:t>
             </w:r>
             <w:r>
               <w:rPr>
@@ -1171,7 +1157,7 @@
                 <w:noProof/>
                 <w:webHidden/>
               </w:rPr>
-              <w:instrText xml:space="preserve"> PAGEREF _Toc336940823 \h </w:instrText>
+              <w:instrText xml:space="preserve"> PAGEREF _Toc336947270 \h </w:instrText>
             </w:r>
             <w:r>
               <w:rPr>
@@ -1210,13 +1196,13 @@
               <w:noProof/>
             </w:rPr>
           </w:pPr>
-          <w:hyperlink w:anchor="_Toc336940824" w:history="1">
+          <w:hyperlink w:anchor="_Toc336947271" w:history="1">
             <w:r>
               <w:rPr>
                 <w:rStyle w:val="Hyperlink"/>
                 <w:noProof/>
               </w:rPr>
-              <w:t>5.</w:t>
+              <w:t>4.</w:t>
             </w:r>
             <w:r>
               <w:rPr>
@@ -1230,7 +1216,7 @@
                 <w:rStyle w:val="Hyperlink"/>
                 <w:noProof/>
               </w:rPr>
-              <w:t>Deliverables</w:t>
+              <w:t>Justification and nature of proposed changes</w:t>
             </w:r>
             <w:r>
               <w:rPr>
@@ -1251,7 +1237,7 @@
                 <w:noProof/>
                 <w:webHidden/>
               </w:rPr>
-              <w:instrText xml:space="preserve"> PAGEREF _Toc336940824 \h </w:instrText>
+              <w:instrText xml:space="preserve"> PAGEREF _Toc336947271 \h </w:instrText>
             </w:r>
             <w:r>
               <w:rPr>
@@ -1290,12 +1276,92 @@
               <w:noProof/>
             </w:rPr>
           </w:pPr>
-          <w:hyperlink w:anchor="_Toc336940825" w:history="1">
+          <w:hyperlink w:anchor="_Toc336947272" w:history="1">
             <w:r>
               <w:rPr>
                 <w:rStyle w:val="Hyperlink"/>
                 <w:noProof/>
               </w:rPr>
+              <w:t>5.</w:t>
+            </w:r>
+            <w:r>
+              <w:rPr>
+                <w:rFonts w:eastAsiaTheme="minorEastAsia"/>
+                <w:noProof/>
+              </w:rPr>
+              <w:tab/>
+            </w:r>
+            <w:r>
+              <w:rPr>
+                <w:rStyle w:val="Hyperlink"/>
+                <w:noProof/>
+              </w:rPr>
+              <w:t>Deliverables</w:t>
+            </w:r>
+            <w:r>
+              <w:rPr>
+                <w:noProof/>
+                <w:webHidden/>
+              </w:rPr>
+              <w:tab/>
+            </w:r>
+            <w:r>
+              <w:rPr>
+                <w:noProof/>
+                <w:webHidden/>
+              </w:rPr>
+              <w:fldChar w:fldCharType="begin"/>
+            </w:r>
+            <w:r>
+              <w:rPr>
+                <w:noProof/>
+                <w:webHidden/>
+              </w:rPr>
+              <w:instrText xml:space="preserve"> PAGEREF _Toc336947272 \h </w:instrText>
+            </w:r>
+            <w:r>
+              <w:rPr>
+                <w:noProof/>
+                <w:webHidden/>
+              </w:rPr>
+            </w:r>
+            <w:r>
+              <w:rPr>
+                <w:noProof/>
+                <w:webHidden/>
+              </w:rPr>
+              <w:fldChar w:fldCharType="separate"/>
+            </w:r>
+            <w:r>
+              <w:rPr>
+                <w:noProof/>
+                <w:webHidden/>
+              </w:rPr>
+              <w:t>3</w:t>
+            </w:r>
+            <w:r>
+              <w:rPr>
+                <w:noProof/>
+                <w:webHidden/>
+              </w:rPr>
+              <w:fldChar w:fldCharType="end"/>
+            </w:r>
+          </w:hyperlink>
+        </w:p>
+        <w:p>
+          <w:pPr>
+            <w:pStyle w:val="TOC1"/>
+            <w:rPr>
+              <w:rFonts w:eastAsiaTheme="minorEastAsia"/>
+              <w:noProof/>
+            </w:rPr>
+          </w:pPr>
+          <w:hyperlink w:anchor="_Toc336947273" w:history="1">
+            <w:r>
+              <w:rPr>
+                <w:rStyle w:val="Hyperlink"/>
+                <w:noProof/>
+              </w:rPr>
               <w:t>6.</w:t>
             </w:r>
             <w:r>
@@ -1331,7 +1397,7 @@
                 <w:noProof/>
                 <w:webHidden/>
               </w:rPr>
-              <w:instrText xml:space="preserve"> PAGEREF _Toc336940825 \h </w:instrText>
+              <w:instrText xml:space="preserve"> PAGEREF _Toc336947273 \h </w:instrText>
             </w:r>
             <w:r>
               <w:rPr>
@@ -1370,19 +1436,21 @@
               <w:tab w:val="right" w:leader="dot" w:pos="9350"/>
             </w:tabs>
             <w:rPr>
+              <w:rFonts w:eastAsiaTheme="minorEastAsia"/>
               <w:noProof/>
             </w:rPr>
           </w:pPr>
-          <w:hyperlink w:anchor="_Toc336940830" w:history="1">
+          <w:hyperlink w:anchor="_Toc336947279" w:history="1">
             <w:r>
               <w:rPr>
                 <w:rStyle w:val="Hyperlink"/>
                 <w:noProof/>
               </w:rPr>
-              <w:t>5.1</w:t>
-            </w:r>
-            <w:r>
-              <w:rPr>
+              <w:t>6.1</w:t>
+            </w:r>
+            <w:r>
+              <w:rPr>
+                <w:rFonts w:eastAsiaTheme="minorEastAsia"/>
                 <w:noProof/>
               </w:rPr>
               <w:tab/>
@@ -1413,7 +1481,7 @@
                 <w:noProof/>
                 <w:webHidden/>
               </w:rPr>
-              <w:instrText xml:space="preserve"> PAGEREF _Toc336940830 \h </w:instrText>
+              <w:instrText xml:space="preserve"> PAGEREF _Toc336947279 \h </w:instrText>
             </w:r>
             <w:r>
               <w:rPr>
@@ -1452,7 +1520,7 @@
               <w:noProof/>
             </w:rPr>
           </w:pPr>
-          <w:hyperlink w:anchor="_Toc336940831" w:history="1">
+          <w:hyperlink w:anchor="_Toc336947280" w:history="1">
             <w:r>
               <w:rPr>
                 <w:rStyle w:val="Hyperlink"/>
@@ -1493,7 +1561,7 @@
                 <w:noProof/>
                 <w:webHidden/>
               </w:rPr>
-              <w:instrText xml:space="preserve"> PAGEREF _Toc336940831 \h </w:instrText>
+              <w:instrText xml:space="preserve"> PAGEREF _Toc336947280 \h </w:instrText>
             </w:r>
             <w:r>
               <w:rPr>
@@ -1552,9 +1620,11 @@
           <w:noProof/>
         </w:rPr>
       </w:pPr>
+      <w:bookmarkStart w:id="0" w:name="_Toc336947266"/>
       <w:r>
         <w:t>Table of Figures</w:t>
       </w:r>
+      <w:bookmarkEnd w:id="0"/>
     </w:p>
     <w:p>
       <w:pPr>
@@ -2122,11 +2192,11 @@
           <w:numId w:val="5"/>
         </w:numPr>
       </w:pPr>
-      <w:bookmarkStart w:id="0" w:name="_Toc336940819"/>
+      <w:bookmarkStart w:id="1" w:name="_Toc336947267"/>
       <w:r>
         <w:t>Scope</w:t>
       </w:r>
-      <w:bookmarkEnd w:id="0"/>
+      <w:bookmarkEnd w:id="1"/>
     </w:p>
     <w:p>
       <w:r>
@@ -2171,11 +2241,11 @@
           <w:numId w:val="5"/>
         </w:numPr>
       </w:pPr>
-      <w:bookmarkStart w:id="1" w:name="_Toc336940820"/>
+      <w:bookmarkStart w:id="2" w:name="_Toc336947268"/>
       <w:r>
         <w:t>Reference Documents</w:t>
       </w:r>
-      <w:bookmarkEnd w:id="1"/>
+      <w:bookmarkEnd w:id="2"/>
     </w:p>
     <w:p>
       <w:pPr>
@@ -2199,8 +2269,10 @@
           <w:szCs w:val="28"/>
         </w:rPr>
       </w:pPr>
-      <w:bookmarkStart w:id="2" w:name="_Toc336940821"/>
-      <w:bookmarkEnd w:id="2"/>
+      <w:bookmarkStart w:id="3" w:name="_Toc336940821"/>
+      <w:bookmarkStart w:id="4" w:name="_Toc336947269"/>
+      <w:bookmarkEnd w:id="3"/>
+      <w:bookmarkEnd w:id="4"/>
     </w:p>
     <w:p>
       <w:r>
@@ -2218,11 +2290,12 @@
           <w:numId w:val="5"/>
         </w:numPr>
       </w:pPr>
-      <w:bookmarkStart w:id="3" w:name="_Toc336940822"/>
-      <w:r>
+      <w:bookmarkStart w:id="5" w:name="_Toc336947270"/>
+      <w:r>
+        <w:lastRenderedPageBreak/>
         <w:t>Current System</w:t>
       </w:r>
-      <w:bookmarkEnd w:id="3"/>
+      <w:bookmarkEnd w:id="5"/>
     </w:p>
     <w:p>
       <w:pPr>
@@ -2433,11 +2506,11 @@
           <w:numId w:val="5"/>
         </w:numPr>
       </w:pPr>
-      <w:bookmarkStart w:id="4" w:name="_Toc336940823"/>
+      <w:bookmarkStart w:id="6" w:name="_Toc336947271"/>
       <w:r>
         <w:t>Justification and nature of proposed changes</w:t>
       </w:r>
-      <w:bookmarkEnd w:id="4"/>
+      <w:bookmarkEnd w:id="6"/>
     </w:p>
     <w:p>
       <w:pPr>
@@ -2579,11 +2652,11 @@
           <w:numId w:val="5"/>
         </w:numPr>
       </w:pPr>
-      <w:bookmarkStart w:id="5" w:name="_Toc336940824"/>
+      <w:bookmarkStart w:id="7" w:name="_Toc336947272"/>
       <w:r>
         <w:t>Deliverables</w:t>
       </w:r>
-      <w:bookmarkEnd w:id="5"/>
+      <w:bookmarkEnd w:id="7"/>
     </w:p>
     <w:p>
       <w:pPr>
@@ -2641,12 +2714,12 @@
           <w:numId w:val="5"/>
         </w:numPr>
       </w:pPr>
-      <w:bookmarkStart w:id="6" w:name="_Toc336940825"/>
+      <w:bookmarkStart w:id="8" w:name="_Toc336947273"/>
       <w:r>
         <w:lastRenderedPageBreak/>
         <w:t>Analysis of Proposed System</w:t>
       </w:r>
-      <w:bookmarkEnd w:id="6"/>
+      <w:bookmarkEnd w:id="8"/>
     </w:p>
     <w:p>
       <w:pPr>
@@ -2670,8 +2743,10 @@
           <w:szCs w:val="28"/>
         </w:rPr>
       </w:pPr>
-      <w:bookmarkStart w:id="7" w:name="_Toc336940826"/>
-      <w:bookmarkEnd w:id="7"/>
+      <w:bookmarkStart w:id="9" w:name="_Toc336940826"/>
+      <w:bookmarkStart w:id="10" w:name="_Toc336947274"/>
+      <w:bookmarkEnd w:id="9"/>
+      <w:bookmarkEnd w:id="10"/>
     </w:p>
     <w:p>
       <w:pPr>
@@ -2695,8 +2770,8 @@
           <w:szCs w:val="28"/>
         </w:rPr>
       </w:pPr>
-      <w:bookmarkStart w:id="8" w:name="_Toc336940827"/>
-      <w:bookmarkEnd w:id="8"/>
+      <w:bookmarkStart w:id="11" w:name="_Toc336947275"/>
+      <w:bookmarkEnd w:id="11"/>
     </w:p>
     <w:p>
       <w:pPr>
@@ -2720,8 +2795,8 @@
           <w:szCs w:val="28"/>
         </w:rPr>
       </w:pPr>
-      <w:bookmarkStart w:id="9" w:name="_Toc336940828"/>
-      <w:bookmarkEnd w:id="9"/>
+      <w:bookmarkStart w:id="12" w:name="_Toc336947276"/>
+      <w:bookmarkEnd w:id="12"/>
     </w:p>
     <w:p>
       <w:pPr>
@@ -2745,18 +2820,43 @@
           <w:szCs w:val="28"/>
         </w:rPr>
       </w:pPr>
-      <w:bookmarkStart w:id="10" w:name="_Toc336940829"/>
-      <w:bookmarkEnd w:id="10"/>
+      <w:bookmarkStart w:id="13" w:name="_Toc336947277"/>
+      <w:bookmarkEnd w:id="13"/>
+    </w:p>
+    <w:p>
+      <w:pPr>
+        <w:pStyle w:val="ListParagraph"/>
+        <w:keepNext/>
+        <w:keepLines/>
+        <w:numPr>
+          <w:ilvl w:val="0"/>
+          <w:numId w:val="6"/>
+        </w:numPr>
+        <w:spacing w:before="480" w:after="0"/>
+        <w:contextualSpacing w:val="0"/>
+        <w:outlineLvl w:val="0"/>
+        <w:rPr>
+          <w:rFonts w:asciiTheme="majorHAnsi" w:eastAsiaTheme="majorEastAsia" w:hAnsiTheme="majorHAnsi" w:cstheme="majorBidi"/>
+          <w:b/>
+          <w:bCs/>
+          <w:vanish/>
+          <w:color w:val="365F91" w:themeColor="accent1" w:themeShade="BF"/>
+          <w:sz w:val="28"/>
+          <w:szCs w:val="28"/>
+        </w:rPr>
+      </w:pPr>
+      <w:bookmarkStart w:id="14" w:name="_Toc336947278"/>
+      <w:bookmarkEnd w:id="14"/>
     </w:p>
     <w:p>
       <w:pPr>
         <w:pStyle w:val="Heading2"/>
       </w:pPr>
-      <w:bookmarkStart w:id="11" w:name="_Toc336940830"/>
-      <w:r>
-        <w:t>User of Games</w:t>
-      </w:r>
-      <w:bookmarkEnd w:id="11"/>
+      <w:r>
+        <w:t>Subscribers</w:t>
+      </w:r>
+      <w:bookmarkStart w:id="15" w:name="_GoBack"/>
+      <w:bookmarkEnd w:id="15"/>
     </w:p>
     <w:p>
       <w:pPr>
@@ -2823,22 +2923,35 @@
       <w:pPr>
         <w:pStyle w:val="Caption"/>
       </w:pPr>
-      <w:bookmarkStart w:id="12" w:name="_Toc336940745"/>
+      <w:bookmarkStart w:id="16" w:name="_Toc336940745"/>
       <w:r>
         <w:t xml:space="preserve">Figure </w:t>
       </w:r>
-      <w:fldSimple w:instr=" SEQ Figure \* ARABIC ">
-        <w:r>
-          <w:rPr>
-            <w:noProof/>
-          </w:rPr>
-          <w:t>1</w:t>
-        </w:r>
-      </w:fldSimple>
+      <w:r>
+        <w:fldChar w:fldCharType="begin"/>
+      </w:r>
+      <w:r>
+        <w:instrText xml:space="preserve"> SEQ Figure \* ARABIC </w:instrText>
+      </w:r>
+      <w:r>
+        <w:fldChar w:fldCharType="separate"/>
+      </w:r>
+      <w:r>
+        <w:rPr>
+          <w:noProof/>
+        </w:rPr>
+        <w:t>1</w:t>
+      </w:r>
+      <w:r>
+        <w:rPr>
+          <w:noProof/>
+        </w:rPr>
+        <w:fldChar w:fldCharType="end"/>
+      </w:r>
       <w:r>
         <w:t xml:space="preserve"> - Main Menu</w:t>
       </w:r>
-      <w:bookmarkEnd w:id="12"/>
+      <w:bookmarkEnd w:id="16"/>
     </w:p>
     <w:p>
       <w:r>
@@ -2908,22 +3021,35 @@
       <w:pPr>
         <w:pStyle w:val="Caption"/>
       </w:pPr>
-      <w:bookmarkStart w:id="13" w:name="_Toc336940746"/>
+      <w:bookmarkStart w:id="17" w:name="_Toc336940746"/>
       <w:r>
         <w:t xml:space="preserve">Figure </w:t>
       </w:r>
-      <w:fldSimple w:instr=" SEQ Figure \* ARABIC ">
-        <w:r>
-          <w:rPr>
-            <w:noProof/>
-          </w:rPr>
-          <w:t>2</w:t>
-        </w:r>
-      </w:fldSimple>
+      <w:r>
+        <w:fldChar w:fldCharType="begin"/>
+      </w:r>
+      <w:r>
+        <w:instrText xml:space="preserve"> SEQ Figure \* ARABIC </w:instrText>
+      </w:r>
+      <w:r>
+        <w:fldChar w:fldCharType="separate"/>
+      </w:r>
+      <w:r>
+        <w:rPr>
+          <w:noProof/>
+        </w:rPr>
+        <w:t>2</w:t>
+      </w:r>
+      <w:r>
+        <w:rPr>
+          <w:noProof/>
+        </w:rPr>
+        <w:fldChar w:fldCharType="end"/>
+      </w:r>
       <w:r>
         <w:t>- Apps submenu</w:t>
       </w:r>
-      <w:bookmarkEnd w:id="13"/>
+      <w:bookmarkEnd w:id="17"/>
     </w:p>
     <w:p>
       <w:r>
@@ -2993,22 +3119,35 @@
       <w:pPr>
         <w:pStyle w:val="Caption"/>
       </w:pPr>
-      <w:bookmarkStart w:id="14" w:name="_Toc336940747"/>
+      <w:bookmarkStart w:id="18" w:name="_Toc336940747"/>
       <w:r>
         <w:t xml:space="preserve">Figure </w:t>
       </w:r>
-      <w:fldSimple w:instr=" SEQ Figure \* ARABIC ">
-        <w:r>
-          <w:rPr>
-            <w:noProof/>
-          </w:rPr>
-          <w:t>3</w:t>
-        </w:r>
-      </w:fldSimple>
+      <w:r>
+        <w:fldChar w:fldCharType="begin"/>
+      </w:r>
+      <w:r>
+        <w:instrText xml:space="preserve"> SEQ Figure \* ARABIC </w:instrText>
+      </w:r>
+      <w:r>
+        <w:fldChar w:fldCharType="separate"/>
+      </w:r>
+      <w:r>
+        <w:rPr>
+          <w:noProof/>
+        </w:rPr>
+        <w:t>3</w:t>
+      </w:r>
+      <w:r>
+        <w:rPr>
+          <w:noProof/>
+        </w:rPr>
+        <w:fldChar w:fldCharType="end"/>
+      </w:r>
       <w:r>
         <w:t>- Games submenu</w:t>
       </w:r>
-      <w:bookmarkEnd w:id="14"/>
+      <w:bookmarkEnd w:id="18"/>
     </w:p>
     <w:p>
       <w:r>
@@ -3081,22 +3220,35 @@
       <w:pPr>
         <w:pStyle w:val="Caption"/>
       </w:pPr>
-      <w:bookmarkStart w:id="15" w:name="_Toc336940748"/>
+      <w:bookmarkStart w:id="19" w:name="_Toc336940748"/>
       <w:r>
         <w:t xml:space="preserve">Figure </w:t>
       </w:r>
-      <w:fldSimple w:instr=" SEQ Figure \* ARABIC ">
-        <w:r>
-          <w:rPr>
-            <w:noProof/>
-          </w:rPr>
-          <w:t>4</w:t>
-        </w:r>
-      </w:fldSimple>
+      <w:r>
+        <w:fldChar w:fldCharType="begin"/>
+      </w:r>
+      <w:r>
+        <w:instrText xml:space="preserve"> SEQ Figure \* ARABIC </w:instrText>
+      </w:r>
+      <w:r>
+        <w:fldChar w:fldCharType="separate"/>
+      </w:r>
+      <w:r>
+        <w:rPr>
+          <w:noProof/>
+        </w:rPr>
+        <w:t>4</w:t>
+      </w:r>
+      <w:r>
+        <w:rPr>
+          <w:noProof/>
+        </w:rPr>
+        <w:fldChar w:fldCharType="end"/>
+      </w:r>
       <w:r>
         <w:t xml:space="preserve"> - New Tile Puzzle Game</w:t>
       </w:r>
-      <w:bookmarkEnd w:id="15"/>
+      <w:bookmarkEnd w:id="19"/>
     </w:p>
     <w:p>
       <w:r>
@@ -3166,22 +3318,35 @@
       <w:pPr>
         <w:pStyle w:val="Caption"/>
       </w:pPr>
-      <w:bookmarkStart w:id="16" w:name="_Toc336940749"/>
+      <w:bookmarkStart w:id="20" w:name="_Toc336940749"/>
       <w:r>
         <w:t xml:space="preserve">Figure </w:t>
       </w:r>
-      <w:fldSimple w:instr=" SEQ Figure \* ARABIC ">
-        <w:r>
-          <w:rPr>
-            <w:noProof/>
-          </w:rPr>
-          <w:t>5</w:t>
-        </w:r>
-      </w:fldSimple>
+      <w:r>
+        <w:fldChar w:fldCharType="begin"/>
+      </w:r>
+      <w:r>
+        <w:instrText xml:space="preserve"> SEQ Figure \* ARABIC </w:instrText>
+      </w:r>
+      <w:r>
+        <w:fldChar w:fldCharType="separate"/>
+      </w:r>
+      <w:r>
+        <w:rPr>
+          <w:noProof/>
+        </w:rPr>
+        <w:t>5</w:t>
+      </w:r>
+      <w:r>
+        <w:rPr>
+          <w:noProof/>
+        </w:rPr>
+        <w:fldChar w:fldCharType="end"/>
+      </w:r>
       <w:r>
         <w:t xml:space="preserve"> - Settings Popover</w:t>
       </w:r>
-      <w:bookmarkEnd w:id="16"/>
+      <w:bookmarkEnd w:id="20"/>
     </w:p>
     <w:p>
       <w:r>
@@ -3269,22 +3434,35 @@
       <w:pPr>
         <w:pStyle w:val="Caption"/>
       </w:pPr>
-      <w:bookmarkStart w:id="17" w:name="_Toc336940750"/>
+      <w:bookmarkStart w:id="21" w:name="_Toc336940750"/>
       <w:r>
         <w:t xml:space="preserve">Figure </w:t>
       </w:r>
-      <w:fldSimple w:instr=" SEQ Figure \* ARABIC ">
-        <w:r>
-          <w:rPr>
-            <w:noProof/>
-          </w:rPr>
-          <w:t>6</w:t>
-        </w:r>
-      </w:fldSimple>
+      <w:r>
+        <w:fldChar w:fldCharType="begin"/>
+      </w:r>
+      <w:r>
+        <w:instrText xml:space="preserve"> SEQ Figure \* ARABIC </w:instrText>
+      </w:r>
+      <w:r>
+        <w:fldChar w:fldCharType="separate"/>
+      </w:r>
+      <w:r>
+        <w:rPr>
+          <w:noProof/>
+        </w:rPr>
+        <w:t>6</w:t>
+      </w:r>
+      <w:r>
+        <w:rPr>
+          <w:noProof/>
+        </w:rPr>
+        <w:fldChar w:fldCharType="end"/>
+      </w:r>
       <w:r>
         <w:t xml:space="preserve"> - Statistics Popover</w:t>
       </w:r>
-      <w:bookmarkEnd w:id="17"/>
+      <w:bookmarkEnd w:id="21"/>
     </w:p>
     <w:p>
       <w:r>
@@ -3354,22 +3532,35 @@
       <w:pPr>
         <w:pStyle w:val="Caption"/>
       </w:pPr>
-      <w:bookmarkStart w:id="18" w:name="_Toc336940751"/>
+      <w:bookmarkStart w:id="22" w:name="_Toc336940751"/>
       <w:r>
         <w:t xml:space="preserve">Figure </w:t>
       </w:r>
-      <w:fldSimple w:instr=" SEQ Figure \* ARABIC ">
-        <w:r>
-          <w:rPr>
-            <w:noProof/>
-          </w:rPr>
-          <w:t>7</w:t>
-        </w:r>
-      </w:fldSimple>
+      <w:r>
+        <w:fldChar w:fldCharType="begin"/>
+      </w:r>
+      <w:r>
+        <w:instrText xml:space="preserve"> SEQ Figure \* ARABIC </w:instrText>
+      </w:r>
+      <w:r>
+        <w:fldChar w:fldCharType="separate"/>
+      </w:r>
+      <w:r>
+        <w:rPr>
+          <w:noProof/>
+        </w:rPr>
+        <w:t>7</w:t>
+      </w:r>
+      <w:r>
+        <w:rPr>
+          <w:noProof/>
+        </w:rPr>
+        <w:fldChar w:fldCharType="end"/>
+      </w:r>
       <w:r>
         <w:t xml:space="preserve"> - Help Popover</w:t>
       </w:r>
-      <w:bookmarkEnd w:id="18"/>
+      <w:bookmarkEnd w:id="22"/>
     </w:p>
     <w:p>
       <w:r>
@@ -3442,22 +3633,35 @@
       <w:pPr>
         <w:pStyle w:val="Caption"/>
       </w:pPr>
-      <w:bookmarkStart w:id="19" w:name="_Toc336940752"/>
+      <w:bookmarkStart w:id="23" w:name="_Toc336940752"/>
       <w:r>
         <w:t xml:space="preserve">Figure </w:t>
       </w:r>
-      <w:fldSimple w:instr=" SEQ Figure \* ARABIC ">
-        <w:r>
-          <w:rPr>
-            <w:noProof/>
-          </w:rPr>
-          <w:t>8</w:t>
-        </w:r>
-      </w:fldSimple>
+      <w:r>
+        <w:fldChar w:fldCharType="begin"/>
+      </w:r>
+      <w:r>
+        <w:instrText xml:space="preserve"> SEQ Figure \* ARABIC </w:instrText>
+      </w:r>
+      <w:r>
+        <w:fldChar w:fldCharType="separate"/>
+      </w:r>
+      <w:r>
+        <w:rPr>
+          <w:noProof/>
+        </w:rPr>
+        <w:t>8</w:t>
+      </w:r>
+      <w:r>
+        <w:rPr>
+          <w:noProof/>
+        </w:rPr>
+        <w:fldChar w:fldCharType="end"/>
+      </w:r>
       <w:r>
         <w:t xml:space="preserve"> – Gameplay</w:t>
       </w:r>
-      <w:bookmarkEnd w:id="19"/>
+      <w:bookmarkEnd w:id="23"/>
     </w:p>
     <w:p>
       <w:r>
@@ -3478,15 +3682,70 @@
           <w:numId w:val="5"/>
         </w:numPr>
       </w:pPr>
-      <w:bookmarkStart w:id="20" w:name="_Toc336940831"/>
+      <w:bookmarkStart w:id="24" w:name="_Toc336947280"/>
       <w:r>
         <w:t>Summary of Impacts</w:t>
       </w:r>
-      <w:bookmarkEnd w:id="20"/>
-    </w:p>
-    <w:p>
-      <w:bookmarkStart w:id="21" w:name="_GoBack"/>
-      <w:bookmarkEnd w:id="21"/>
+      <w:bookmarkEnd w:id="24"/>
+    </w:p>
+    <w:p>
+      <w:pPr>
+        <w:pStyle w:val="ListParagraph"/>
+        <w:keepNext/>
+        <w:keepLines/>
+        <w:numPr>
+          <w:ilvl w:val="0"/>
+          <w:numId w:val="6"/>
+        </w:numPr>
+        <w:spacing w:before="480" w:after="0"/>
+        <w:contextualSpacing w:val="0"/>
+        <w:outlineLvl w:val="0"/>
+        <w:rPr>
+          <w:rFonts w:asciiTheme="majorHAnsi" w:eastAsiaTheme="majorEastAsia" w:hAnsiTheme="majorHAnsi" w:cstheme="majorBidi"/>
+          <w:b/>
+          <w:bCs/>
+          <w:vanish/>
+          <w:color w:val="365F91" w:themeColor="accent1" w:themeShade="BF"/>
+          <w:sz w:val="28"/>
+          <w:szCs w:val="28"/>
+        </w:rPr>
+      </w:pPr>
+    </w:p>
+    <w:p>
+      <w:pPr>
+        <w:pStyle w:val="Heading2"/>
+      </w:pPr>
+      <w:r>
+        <w:t>Client</w:t>
+      </w:r>
+    </w:p>
+    <w:p>
+      <w:r>
+        <w:t>Innovative Systems’ clients will have another new and unprecedented feature to attract new subscribers and keep existing subscriber</w:t>
+      </w:r>
+      <w:r>
+        <w:t>s interested in their services. Once the system is in place, adding new games will have little to no cost for the client</w:t>
+      </w:r>
+      <w:r>
+        <w:t>, since all game development will be done by Innovative Systems.</w:t>
+      </w:r>
+    </w:p>
+    <w:p>
+      <w:pPr>
+        <w:pStyle w:val="Heading2"/>
+      </w:pPr>
+      <w:r>
+        <w:lastRenderedPageBreak/>
+        <w:t>Subscriber</w:t>
+      </w:r>
+    </w:p>
+    <w:p>
+      <w:r>
+        <w:t>Subscribers will have another channel of entertainment on their STBs that will allow them to interact socially with other subscribers around the nation.</w:t>
+      </w:r>
+      <w:r>
+        <w:t xml:space="preserve"> </w:t>
+      </w:r>
     </w:p>
     <w:sectPr>
       <w:pgSz w:w="12240" w:h="15840"/>
@@ -5076,6 +5335,15 @@
       <w:ind w:left="220"/>
     </w:pPr>
   </w:style>
+  <w:style w:type="paragraph" w:styleId="NoSpacing">
+    <w:name w:val="No Spacing"/>
+    <w:uiPriority w:val="1"/>
+    <w:qFormat/>
+    <w:rsid w:val="007977E7"/>
+    <w:pPr>
+      <w:spacing w:after="0" w:line="240" w:lineRule="auto"/>
+    </w:pPr>
+  </w:style>
 </w:styles>
 </file>
 
@@ -5875,6 +6143,15 @@
     <w:pPr>
       <w:spacing w:after="100"/>
       <w:ind w:left="220"/>
+    </w:pPr>
+  </w:style>
+  <w:style w:type="paragraph" w:styleId="NoSpacing">
+    <w:name w:val="No Spacing"/>
+    <w:uiPriority w:val="1"/>
+    <w:qFormat/>
+    <w:rsid w:val="007977E7"/>
+    <w:pPr>
+      <w:spacing w:after="0" w:line="240" w:lineRule="auto"/>
     </w:pPr>
   </w:style>
 </w:styles>
@@ -6170,7 +6447,7 @@
 </file>
 
 <file path=customXml/itemProps1.xml><?xml version="1.0" encoding="utf-8"?>
-<ds:datastoreItem xmlns:ds="http://schemas.openxmlformats.org/officeDocument/2006/customXml" ds:itemID="{D19A9976-94A3-4990-B11C-667A55662D71}">
+<ds:datastoreItem xmlns:ds="http://schemas.openxmlformats.org/officeDocument/2006/customXml" ds:itemID="{A87E6D5D-5414-4892-95DE-05F1F6ECA974}">
   <ds:schemaRefs>
     <ds:schemaRef ds:uri="http://schemas.openxmlformats.org/officeDocument/2006/bibliography"/>
   </ds:schemaRefs>
